--- a/SYNAPSE_Course_Based_Project_Report.docx
+++ b/SYNAPSE_Course_Based_Project_Report.docx
@@ -74,14 +74,40 @@
     <w:p>
       <w:pPr>
         <w:pStyle w:val="Normal"/>
-        <w:spacing w:before="0" w:after="120"/>
         <w:ind w:hanging="0"/>
         <w:jc w:val="center"/>
+        <w:rPr/>
+      </w:pPr>
+      <w:r>
         <w:rPr>
-          <w:rFonts w:ascii="Times New Roman" w:hAnsi="Times New Roman"/>
+          <w:b/>
+          <w:color w:val="141B2D"/>
+          <w:sz w:val="40"/>
+        </w:rPr>
+        <w:t>SYNAPSE Human Connectome Explorer</w:t>
+      </w:r>
+    </w:p>
+    <w:p>
+      <w:pPr>
+        <w:pStyle w:val="Normal"/>
+        <w:ind w:hanging="0"/>
+        <w:jc w:val="center"/>
+        <w:rPr/>
+      </w:pPr>
+      <w:r>
+        <w:rPr>
           <w:b/>
           <w:sz w:val="28"/>
         </w:rPr>
+        <w:t>MongoDB-backed Interactive Connectome Simulation Dashboard</w:t>
+      </w:r>
+    </w:p>
+    <w:p>
+      <w:pPr>
+        <w:pStyle w:val="Normal"/>
+        <w:ind w:hanging="0"/>
+        <w:jc w:val="center"/>
+        <w:rPr/>
       </w:pPr>
       <w:r>
         <w:rPr>
@@ -178,24 +204,6 @@
     <w:p>
       <w:pPr>
         <w:pStyle w:val="Normal"/>
-        <w:rPr/>
-      </w:pPr>
-      <w:r>
-        <w:rPr/>
-      </w:r>
-    </w:p>
-    <w:p>
-      <w:pPr>
-        <w:pStyle w:val="Normal"/>
-        <w:rPr/>
-      </w:pPr>
-      <w:r>
-        <w:rPr/>
-      </w:r>
-    </w:p>
-    <w:p>
-      <w:pPr>
-        <w:pStyle w:val="Normal"/>
         <w:ind w:hanging="0"/>
         <w:jc w:val="center"/>
         <w:rPr/>
@@ -213,21 +221,14 @@
         <w:pStyle w:val="Normal"/>
         <w:ind w:hanging="0"/>
         <w:jc w:val="center"/>
-        <w:rPr>
-          <w:rFonts w:ascii="Times New Roman" w:hAnsi="Times New Roman"/>
-          <w:b w:val="false"/>
-          <w:sz w:val="24"/>
-        </w:rPr>
+        <w:rPr/>
       </w:pPr>
       <w:r>
         <w:rPr>
           <w:b w:val="false"/>
           <w:sz w:val="24"/>
         </w:rPr>
-        <w:t>Prateek</w:t>
-        <w:tab/>
-        <w:tab/>
-        <w:t>1602-24737-092</w:t>
+        <w:t>Prateek    1602-24-737-092</w:t>
       </w:r>
     </w:p>
     <w:p>
@@ -242,18 +243,7 @@
           <w:b w:val="false"/>
           <w:sz w:val="24"/>
         </w:rPr>
-        <w:t xml:space="preserve">Akshith  </w:t>
-        <w:tab/>
-        <w:t>1602-24-737-067</w:t>
-      </w:r>
-    </w:p>
-    <w:p>
-      <w:pPr>
-        <w:pStyle w:val="Normal"/>
-        <w:rPr/>
-      </w:pPr>
-      <w:r>
-        <w:rPr/>
+        <w:t>Akshith    1602-24-737-067</w:t>
       </w:r>
     </w:p>
     <w:p>
@@ -313,12 +303,278 @@
     <w:p>
       <w:pPr>
         <w:pStyle w:val="Normal"/>
+        <w:spacing w:before="0" w:after="120"/>
         <w:ind w:hanging="0"/>
         <w:jc w:val="center"/>
+        <w:rPr/>
+      </w:pPr>
+      <w:r>
         <w:rPr>
-          <w:i/>
-          <w:sz w:val="22"/>
+          <w:b/>
+          <w:sz w:val="28"/>
         </w:rPr>
+        <w:t>Vasavi College of Engineering (Autonomous)</w:t>
+      </w:r>
+    </w:p>
+    <w:p>
+      <w:pPr>
+        <w:pStyle w:val="Normal"/>
+        <w:ind w:hanging="0"/>
+        <w:jc w:val="center"/>
+        <w:rPr/>
+      </w:pPr>
+      <w:r>
+        <w:rPr>
+          <w:b/>
+          <w:sz w:val="24"/>
+        </w:rPr>
+        <w:t>Accredited by NAAC with 'A++' Grade</w:t>
+      </w:r>
+    </w:p>
+    <w:p>
+      <w:pPr>
+        <w:pStyle w:val="Normal"/>
+        <w:ind w:hanging="0"/>
+        <w:jc w:val="center"/>
+        <w:rPr/>
+      </w:pPr>
+      <w:r>
+        <w:rPr>
+          <w:b w:val="false"/>
+          <w:sz w:val="24"/>
+        </w:rPr>
+        <w:t>(Affiliated to Osmania University and Approved by AICTE)</w:t>
+      </w:r>
+    </w:p>
+    <w:p>
+      <w:pPr>
+        <w:pStyle w:val="Normal"/>
+        <w:ind w:hanging="0"/>
+        <w:jc w:val="center"/>
+        <w:rPr/>
+      </w:pPr>
+      <w:r>
+        <w:rPr>
+          <w:b w:val="false"/>
+          <w:sz w:val="24"/>
+        </w:rPr>
+        <w:t>Ibrahimbagh, Hyderabad - 500031</w:t>
+      </w:r>
+    </w:p>
+    <w:p>
+      <w:pPr>
+        <w:pStyle w:val="Normal"/>
+        <w:ind w:hanging="0"/>
+        <w:jc w:val="center"/>
+        <w:rPr/>
+      </w:pPr>
+      <w:r>
+        <w:rPr>
+          <w:b/>
+          <w:sz w:val="28"/>
+        </w:rPr>
+        <w:t>Department of Information Technology</w:t>
+      </w:r>
+    </w:p>
+    <w:p>
+      <w:pPr>
+        <w:pStyle w:val="Normal"/>
+        <w:rPr/>
+      </w:pPr>
+      <w:r>
+        <w:rPr/>
+      </w:r>
+    </w:p>
+    <w:p>
+      <w:pPr>
+        <w:pStyle w:val="Normal"/>
+        <w:ind w:hanging="0"/>
+        <w:jc w:val="center"/>
+        <w:rPr/>
+      </w:pPr>
+      <w:r>
+        <w:rPr>
+          <w:b/>
+          <w:sz w:val="32"/>
+        </w:rPr>
+        <w:t>DECLARATION BY THE CANDIDATES</w:t>
+      </w:r>
+    </w:p>
+    <w:p>
+      <w:pPr>
+        <w:pStyle w:val="Normal"/>
+        <w:rPr/>
+      </w:pPr>
+      <w:r>
+        <w:rPr/>
+        <w:t>We, Prateek, Akshith, bearing hall ticket numbers 1602-24-737-092, 1602-24-737-067, hereby declare that the project report entitled "SYNAPSE Human Connectome Explorer" is submitted in partial fulfilment of the requirement for the award of the degree of Bachelor of Engineering in Information Technology.</w:t>
+      </w:r>
+    </w:p>
+    <w:p>
+      <w:pPr>
+        <w:pStyle w:val="Normal"/>
+        <w:rPr/>
+      </w:pPr>
+      <w:r>
+        <w:rPr/>
+        <w:t>This report is a record of bonafide work carried out by us. The software implementation, screenshots, testing results, and observations presented in this report have not been submitted to any other university or institute for the award of any other degree or diploma.</w:t>
+      </w:r>
+    </w:p>
+    <w:p>
+      <w:pPr>
+        <w:pStyle w:val="Normal"/>
+        <w:rPr/>
+      </w:pPr>
+      <w:r>
+        <w:rPr/>
+      </w:r>
+    </w:p>
+    <w:tbl>
+      <w:tblPr>
+        <w:tblStyle w:val="TableGrid"/>
+        <w:tblW w:w="8838" w:type="dxa"/>
+        <w:jc w:val="start"/>
+        <w:tblInd w:w="0" w:type="dxa"/>
+        <w:tblLayout w:type="fixed"/>
+        <w:tblCellMar>
+          <w:top w:w="0" w:type="dxa"/>
+          <w:start w:w="108" w:type="dxa"/>
+          <w:bottom w:w="0" w:type="dxa"/>
+          <w:end w:w="108" w:type="dxa"/>
+        </w:tblCellMar>
+        <w:tblLook w:val="04a0" w:noHBand="0" w:noVBand="1" w:firstColumn="1" w:lastRow="0" w:lastColumn="0" w:firstRow="1"/>
+      </w:tblPr>
+      <w:tblGrid>
+        <w:gridCol w:w="4419"/>
+        <w:gridCol w:w="4419"/>
+      </w:tblGrid>
+      <w:tr>
+        <w:trPr/>
+        <w:tc>
+          <w:tcPr>
+            <w:tcW w:w="4419" w:type="dxa"/>
+            <w:tcBorders/>
+          </w:tcPr>
+          <w:p>
+            <w:pPr>
+              <w:pStyle w:val="Normal"/>
+              <w:widowControl/>
+              <w:spacing w:before="0" w:after="120"/>
+              <w:jc w:val="start"/>
+              <w:rPr>
+                <w:rFonts w:eastAsia="ＭＳ 明朝" w:cs=""/>
+                <w:kern w:val="0"/>
+                <w:szCs w:val="22"/>
+                <w:lang w:val="en-US" w:eastAsia="en-US" w:bidi="ar-SA"/>
+              </w:rPr>
+            </w:pPr>
+            <w:r>
+              <w:rPr>
+                <w:rFonts w:eastAsia="ＭＳ 明朝" w:cs=""/>
+                <w:kern w:val="0"/>
+                <w:szCs w:val="22"/>
+                <w:lang w:val="en-US" w:eastAsia="en-US" w:bidi="ar-SA"/>
+              </w:rPr>
+              <w:t>Prateek</w:t>
+            </w:r>
+          </w:p>
+        </w:tc>
+        <w:tc>
+          <w:tcPr>
+            <w:tcW w:w="4419" w:type="dxa"/>
+            <w:tcBorders/>
+          </w:tcPr>
+          <w:p>
+            <w:pPr>
+              <w:pStyle w:val="Normal"/>
+              <w:widowControl/>
+              <w:spacing w:before="0" w:after="120"/>
+              <w:jc w:val="start"/>
+              <w:rPr>
+                <w:rFonts w:eastAsia="ＭＳ 明朝" w:cs=""/>
+                <w:kern w:val="0"/>
+                <w:szCs w:val="22"/>
+                <w:lang w:val="en-US" w:eastAsia="en-US" w:bidi="ar-SA"/>
+              </w:rPr>
+            </w:pPr>
+            <w:r>
+              <w:rPr>
+                <w:rFonts w:eastAsia="ＭＳ 明朝" w:cs=""/>
+                <w:kern w:val="0"/>
+                <w:szCs w:val="22"/>
+                <w:lang w:val="en-US" w:eastAsia="en-US" w:bidi="ar-SA"/>
+              </w:rPr>
+              <w:t>1602-24-737-092</w:t>
+            </w:r>
+          </w:p>
+        </w:tc>
+      </w:tr>
+      <w:tr>
+        <w:trPr/>
+        <w:tc>
+          <w:tcPr>
+            <w:tcW w:w="4419" w:type="dxa"/>
+            <w:tcBorders/>
+          </w:tcPr>
+          <w:p>
+            <w:pPr>
+              <w:pStyle w:val="Normal"/>
+              <w:widowControl/>
+              <w:spacing w:before="0" w:after="120"/>
+              <w:jc w:val="start"/>
+              <w:rPr>
+                <w:rFonts w:eastAsia="ＭＳ 明朝" w:cs=""/>
+                <w:kern w:val="0"/>
+                <w:szCs w:val="22"/>
+                <w:lang w:val="en-US" w:eastAsia="en-US" w:bidi="ar-SA"/>
+              </w:rPr>
+            </w:pPr>
+            <w:r>
+              <w:rPr>
+                <w:rFonts w:eastAsia="ＭＳ 明朝" w:cs=""/>
+                <w:kern w:val="0"/>
+                <w:szCs w:val="22"/>
+                <w:lang w:val="en-US" w:eastAsia="en-US" w:bidi="ar-SA"/>
+              </w:rPr>
+              <w:t>Akshith</w:t>
+            </w:r>
+          </w:p>
+        </w:tc>
+        <w:tc>
+          <w:tcPr>
+            <w:tcW w:w="4419" w:type="dxa"/>
+            <w:tcBorders/>
+          </w:tcPr>
+          <w:p>
+            <w:pPr>
+              <w:pStyle w:val="Normal"/>
+              <w:widowControl/>
+              <w:spacing w:before="0" w:after="120"/>
+              <w:jc w:val="start"/>
+              <w:rPr>
+                <w:rFonts w:eastAsia="ＭＳ 明朝" w:cs=""/>
+                <w:kern w:val="0"/>
+                <w:szCs w:val="22"/>
+                <w:lang w:val="en-US" w:eastAsia="en-US" w:bidi="ar-SA"/>
+              </w:rPr>
+            </w:pPr>
+            <w:r>
+              <w:rPr>
+                <w:rFonts w:eastAsia="ＭＳ 明朝" w:cs=""/>
+                <w:kern w:val="0"/>
+                <w:szCs w:val="22"/>
+                <w:lang w:val="en-US" w:eastAsia="en-US" w:bidi="ar-SA"/>
+              </w:rPr>
+              <w:t>1602-24-737-067</w:t>
+            </w:r>
+          </w:p>
+        </w:tc>
+      </w:tr>
+    </w:tbl>
+    <w:p>
+      <w:pPr>
+        <w:pStyle w:val="Normal"/>
+        <w:rPr/>
       </w:pPr>
       <w:r>
         <w:rPr/>
@@ -329,14 +585,52 @@
     </w:p>
     <w:p>
       <w:pPr>
+        <w:pStyle w:val="Heading1"/>
+        <w:spacing w:before="0" w:after="120"/>
+        <w:jc w:val="center"/>
+        <w:rPr/>
+      </w:pPr>
+      <w:bookmarkStart w:id="0" w:name="__RefHeading___Toc1444_2984987124"/>
+      <w:bookmarkEnd w:id="0"/>
+      <w:r>
+        <w:rPr/>
+        <w:t>ACKNOWLEDGEMENT</w:t>
+      </w:r>
+    </w:p>
+    <w:p>
+      <w:pPr>
         <w:pStyle w:val="Normal"/>
-        <w:spacing w:before="0" w:after="120"/>
-        <w:ind w:hanging="0"/>
-        <w:jc w:val="center"/>
-        <w:rPr>
-          <w:b/>
-          <w:sz w:val="28"/>
-        </w:rPr>
+        <w:rPr/>
+      </w:pPr>
+      <w:r>
+        <w:rPr/>
+        <w:t>We express our sincere gratitude to the Department of Information Technology, Vasavi College of Engineering, for providing the opportunity to work on this Course Based Project. The project helped us combine frontend interface design, backend service development, and database integration in a single demonstrable application.</w:t>
+      </w:r>
+    </w:p>
+    <w:p>
+      <w:pPr>
+        <w:pStyle w:val="Normal"/>
+        <w:rPr/>
+      </w:pPr>
+      <w:r>
+        <w:rPr/>
+        <w:t>We thank our faculty coordinator Mr. Harishwar for guidance in selecting an appropriate project scope, reviewing progress, and helping us align the implementation with the Full Stack Development course objectives.</w:t>
+      </w:r>
+    </w:p>
+    <w:p>
+      <w:pPr>
+        <w:pStyle w:val="Normal"/>
+        <w:rPr/>
+      </w:pPr>
+      <w:r>
+        <w:rPr/>
+        <w:t>We also acknowledge the official documentation and community resources for HTML5, Canvas API, Node.js, Express, MongoDB, webpack, and dotenv that helped us complete the implementation and documentation in a disciplined manner. Finally, we thank our classmates and reviewers for the feedback that helped refine the usability of the dashboard and the report structure.</w:t>
+      </w:r>
+    </w:p>
+    <w:p>
+      <w:pPr>
+        <w:pStyle w:val="Normal"/>
+        <w:rPr/>
       </w:pPr>
       <w:r>
         <w:rPr/>
@@ -352,9 +646,11 @@
         <w:jc w:val="center"/>
         <w:rPr/>
       </w:pPr>
+      <w:bookmarkStart w:id="1" w:name="__RefHeading___Toc1446_2984987124"/>
+      <w:bookmarkEnd w:id="1"/>
       <w:r>
         <w:rPr/>
-        <w:t>ACKNOWLEDGEMENT</w:t>
+        <w:t>ABSTRACT</w:t>
       </w:r>
     </w:p>
     <w:p>
@@ -364,7 +660,7 @@
       </w:pPr>
       <w:r>
         <w:rPr/>
-        <w:t>We express our sincere gratitude to the Department of Information Technology, Vasavi College of Engineering, for providing the opportunity to work on this Course Based Project. The project helped us combine frontend interface design, backend service development, and database integration in a single demonstrable application.</w:t>
+        <w:t>SYNAPSE Human Connectome Explorer is a course based project that simulates exploration of a human brain connectome through a multipage scientific dashboard. The application visualises a sample brain network using the HTML Canvas API, supports region selection, signal propagation, shortest pathway tracing, disease profile switching, disease-specific pathway presets, selected-region lesioning, compare-with-healthy metrics, and snapshot saving with restorable configurations. The frontend is implemented using HTML5, CSS3, and Vanilla JavaScript. The backend is implemented using Node.js and Express, while MongoDB stores seeded region metadata, network definitions, disease profiles, pathways, and saved simulation snapshots.</w:t>
       </w:r>
     </w:p>
     <w:p>
@@ -374,15 +670,7 @@
       </w:pPr>
       <w:r>
         <w:rPr/>
-        <w:t xml:space="preserve">We thank our faculty coordinator </w:t>
-      </w:r>
-      <w:r>
-        <w:rPr/>
-        <w:t xml:space="preserve">Mr. Harishwar sir </w:t>
-      </w:r>
-      <w:r>
-        <w:rPr/>
-        <w:t>for their guidance in selecting an appropriate project scope, reviewing progress, and helping us align the implementation with the Full Stack Development course objectives.</w:t>
+        <w:t>Unlike a purely static mockup, the current version includes a functioning backend API and a working MongoDB data layer. At the same time, the project does not overclaim scientific accuracy. It deliberately uses structured sample data and deterministic graph generation to create a believable and educational connectome dashboard that is practical for a Full Stack Development submission. The project demonstrates UI composition, client-side rendering, backend integration, environment-based configuration, persistence, and reproducible testing in one coherent academic implementation.</w:t>
       </w:r>
     </w:p>
     <w:p>
@@ -392,17 +680,545 @@
       </w:pPr>
       <w:r>
         <w:rPr/>
-        <w:t>We also acknowledge the official documentation and community resources for HTML5, Canvas API, Node.js, Express, MongoDB, webpack, and dotenv that helped us complete the implementation and documentation in a disciplined manner. Finally, we thank our classmates and reviewers for the feedback that helped refine the usability of the dashboard and the report structure.</w:t>
       </w:r>
     </w:p>
+    <w:sdt>
+      <w:sdtPr>
+        <w:docPartObj>
+          <w:docPartGallery w:val="Table of Contents"/>
+          <w:docPartUnique w:val="true"/>
+        </w:docPartObj>
+      </w:sdtPr>
+      <w:sdtContent>
+        <w:p>
+          <w:pPr>
+            <w:pStyle w:val="TOCHeading"/>
+            <w:rPr/>
+          </w:pPr>
+          <w:r>
+            <w:br w:type="page"/>
+          </w:r>
+          <w:r>
+            <w:rPr/>
+            <w:t>Table of Contents</w:t>
+          </w:r>
+        </w:p>
+        <w:p>
+          <w:pPr>
+            <w:pStyle w:val="TOC1"/>
+            <w:tabs>
+              <w:tab w:val="clear" w:pos="8838"/>
+              <w:tab w:val="right" w:pos="8837" w:leader="dot"/>
+            </w:tabs>
+            <w:rPr/>
+          </w:pPr>
+          <w:r>
+            <w:fldChar w:fldCharType="begin"/>
+          </w:r>
+          <w:r>
+            <w:rPr>
+              <w:rStyle w:val="IndexLink"/>
+            </w:rPr>
+            <w:instrText xml:space="preserve"> TOC \f \o "1-9" \h</w:instrText>
+          </w:r>
+          <w:r>
+            <w:rPr>
+              <w:rStyle w:val="IndexLink"/>
+            </w:rPr>
+            <w:fldChar w:fldCharType="separate"/>
+          </w:r>
+          <w:hyperlink w:anchor="__RefHeading___Toc1444_2984987124" w:tooltip="ACKNOWLEDGEMENT">
+            <w:r>
+              <w:rPr>
+                <w:rStyle w:val="IndexLink"/>
+              </w:rPr>
+              <w:t>ACKNOWLEDGEMENT</w:t>
+              <w:tab/>
+              <w:t>3</w:t>
+            </w:r>
+          </w:hyperlink>
+        </w:p>
+        <w:p>
+          <w:pPr>
+            <w:pStyle w:val="TOC1"/>
+            <w:tabs>
+              <w:tab w:val="clear" w:pos="8838"/>
+              <w:tab w:val="right" w:pos="8837" w:leader="dot"/>
+            </w:tabs>
+            <w:rPr/>
+          </w:pPr>
+          <w:hyperlink w:anchor="__RefHeading___Toc1446_2984987124" w:tooltip="ABSTRACT">
+            <w:r>
+              <w:rPr>
+                <w:rStyle w:val="IndexLink"/>
+              </w:rPr>
+              <w:t>ABSTRACT</w:t>
+              <w:tab/>
+              <w:t>4</w:t>
+            </w:r>
+          </w:hyperlink>
+        </w:p>
+        <w:p>
+          <w:pPr>
+            <w:pStyle w:val="TOC1"/>
+            <w:tabs>
+              <w:tab w:val="clear" w:pos="8838"/>
+              <w:tab w:val="right" w:pos="8837" w:leader="dot"/>
+            </w:tabs>
+            <w:rPr/>
+          </w:pPr>
+          <w:hyperlink w:anchor="__RefHeading___Toc1450_2984987124" w:tooltip="CHAPTER 1 ABSTRACT AND INTRODUCTION">
+            <w:r>
+              <w:rPr>
+                <w:rStyle w:val="IndexLink"/>
+              </w:rPr>
+              <w:t>CHAPTER 1 ABSTRACT AND INTRODUCTION</w:t>
+              <w:tab/>
+              <w:t>7</w:t>
+            </w:r>
+          </w:hyperlink>
+        </w:p>
+        <w:p>
+          <w:pPr>
+            <w:pStyle w:val="TOC2"/>
+            <w:tabs>
+              <w:tab w:val="clear" w:pos="8555"/>
+              <w:tab w:val="right" w:pos="8837" w:leader="dot"/>
+            </w:tabs>
+            <w:rPr/>
+          </w:pPr>
+          <w:hyperlink w:anchor="__RefHeading___Toc1452_2984987124" w:tooltip="1.1 Introduction">
+            <w:r>
+              <w:rPr>
+                <w:rStyle w:val="IndexLink"/>
+              </w:rPr>
+              <w:t>1.1 Introduction</w:t>
+              <w:tab/>
+              <w:t>7</w:t>
+            </w:r>
+          </w:hyperlink>
+        </w:p>
+        <w:p>
+          <w:pPr>
+            <w:pStyle w:val="TOC2"/>
+            <w:tabs>
+              <w:tab w:val="clear" w:pos="8555"/>
+              <w:tab w:val="right" w:pos="8837" w:leader="dot"/>
+            </w:tabs>
+            <w:rPr/>
+          </w:pPr>
+          <w:hyperlink w:anchor="__RefHeading___Toc1454_2984987124" w:tooltip="1.2 Project Objectives and Prioritised Features">
+            <w:r>
+              <w:rPr>
+                <w:rStyle w:val="IndexLink"/>
+              </w:rPr>
+              <w:t>1.2 Project Objectives and Prioritised Features</w:t>
+              <w:tab/>
+              <w:t>7</w:t>
+            </w:r>
+          </w:hyperlink>
+        </w:p>
+        <w:p>
+          <w:pPr>
+            <w:pStyle w:val="TOC2"/>
+            <w:tabs>
+              <w:tab w:val="clear" w:pos="8555"/>
+              <w:tab w:val="right" w:pos="8837" w:leader="dot"/>
+            </w:tabs>
+            <w:rPr/>
+          </w:pPr>
+          <w:hyperlink w:anchor="__RefHeading___Toc1456_2984987124" w:tooltip="1.3 Technology Used">
+            <w:r>
+              <w:rPr>
+                <w:rStyle w:val="IndexLink"/>
+              </w:rPr>
+              <w:t>1.3 Technology Used</w:t>
+              <w:tab/>
+              <w:t>8</w:t>
+            </w:r>
+          </w:hyperlink>
+        </w:p>
+        <w:p>
+          <w:pPr>
+            <w:pStyle w:val="TOC2"/>
+            <w:tabs>
+              <w:tab w:val="clear" w:pos="8555"/>
+              <w:tab w:val="right" w:pos="8837" w:leader="dot"/>
+            </w:tabs>
+            <w:rPr/>
+          </w:pPr>
+          <w:hyperlink w:anchor="__RefHeading___Toc1458_2984987124" w:tooltip="1.4 Software Requirements">
+            <w:r>
+              <w:rPr>
+                <w:rStyle w:val="IndexLink"/>
+              </w:rPr>
+              <w:t>1.4 Software Requirements</w:t>
+              <w:tab/>
+              <w:t>9</w:t>
+            </w:r>
+          </w:hyperlink>
+        </w:p>
+        <w:p>
+          <w:pPr>
+            <w:pStyle w:val="TOC2"/>
+            <w:tabs>
+              <w:tab w:val="clear" w:pos="8555"/>
+              <w:tab w:val="right" w:pos="8837" w:leader="dot"/>
+            </w:tabs>
+            <w:rPr/>
+          </w:pPr>
+          <w:hyperlink w:anchor="__RefHeading___Toc1460_2984987124" w:tooltip="1.5 Hardware Requirements">
+            <w:r>
+              <w:rPr>
+                <w:rStyle w:val="IndexLink"/>
+              </w:rPr>
+              <w:t>1.5 Hardware Requirements</w:t>
+              <w:tab/>
+              <w:t>10</w:t>
+            </w:r>
+          </w:hyperlink>
+        </w:p>
+        <w:p>
+          <w:pPr>
+            <w:pStyle w:val="TOC2"/>
+            <w:tabs>
+              <w:tab w:val="clear" w:pos="8555"/>
+              <w:tab w:val="right" w:pos="8837" w:leader="dot"/>
+            </w:tabs>
+            <w:rPr/>
+          </w:pPr>
+          <w:hyperlink w:anchor="__RefHeading___Toc1462_2984987124" w:tooltip="1.6 Abstract of the Implemented Solution">
+            <w:r>
+              <w:rPr>
+                <w:rStyle w:val="IndexLink"/>
+              </w:rPr>
+              <w:t>1.6 Abstract of the Implemented Solution</w:t>
+              <w:tab/>
+              <w:t>10</w:t>
+            </w:r>
+          </w:hyperlink>
+        </w:p>
+        <w:p>
+          <w:pPr>
+            <w:pStyle w:val="TOC1"/>
+            <w:tabs>
+              <w:tab w:val="clear" w:pos="8838"/>
+              <w:tab w:val="right" w:pos="8837" w:leader="dot"/>
+            </w:tabs>
+            <w:rPr/>
+          </w:pPr>
+          <w:hyperlink w:anchor="__RefHeading___Toc1464_2984987124" w:tooltip="CHAPTER 2 PROPOSED WORK">
+            <w:r>
+              <w:rPr>
+                <w:rStyle w:val="IndexLink"/>
+              </w:rPr>
+              <w:t>CHAPTER 2 PROPOSED WORK</w:t>
+              <w:tab/>
+              <w:t>11</w:t>
+            </w:r>
+          </w:hyperlink>
+        </w:p>
+        <w:p>
+          <w:pPr>
+            <w:pStyle w:val="TOC2"/>
+            <w:tabs>
+              <w:tab w:val="clear" w:pos="8555"/>
+              <w:tab w:val="right" w:pos="8837" w:leader="dot"/>
+            </w:tabs>
+            <w:rPr/>
+          </w:pPr>
+          <w:hyperlink w:anchor="__RefHeading___Toc1466_2984987124" w:tooltip="2.1 Problem Statement">
+            <w:r>
+              <w:rPr>
+                <w:rStyle w:val="IndexLink"/>
+              </w:rPr>
+              <w:t>2.1 Problem Statement</w:t>
+              <w:tab/>
+              <w:t>11</w:t>
+            </w:r>
+          </w:hyperlink>
+        </w:p>
+        <w:p>
+          <w:pPr>
+            <w:pStyle w:val="TOC2"/>
+            <w:tabs>
+              <w:tab w:val="clear" w:pos="8555"/>
+              <w:tab w:val="right" w:pos="8837" w:leader="dot"/>
+            </w:tabs>
+            <w:rPr/>
+          </w:pPr>
+          <w:hyperlink w:anchor="__RefHeading___Toc1468_2984987124" w:tooltip="2.2 Design Overview">
+            <w:r>
+              <w:rPr>
+                <w:rStyle w:val="IndexLink"/>
+              </w:rPr>
+              <w:t>2.2 Design Overview</w:t>
+              <w:tab/>
+              <w:t>11</w:t>
+            </w:r>
+          </w:hyperlink>
+        </w:p>
+        <w:p>
+          <w:pPr>
+            <w:pStyle w:val="TOC2"/>
+            <w:tabs>
+              <w:tab w:val="clear" w:pos="8555"/>
+              <w:tab w:val="right" w:pos="8837" w:leader="dot"/>
+            </w:tabs>
+            <w:rPr/>
+          </w:pPr>
+          <w:hyperlink w:anchor="__RefHeading___Toc1470_2984987124" w:tooltip="2.3 Architecture Showing the Flow of Data">
+            <w:r>
+              <w:rPr>
+                <w:rStyle w:val="IndexLink"/>
+              </w:rPr>
+              <w:t>2.3 Architecture Showing the Flow of Data</w:t>
+              <w:tab/>
+              <w:t>13</w:t>
+            </w:r>
+          </w:hyperlink>
+        </w:p>
+        <w:p>
+          <w:pPr>
+            <w:pStyle w:val="TOC2"/>
+            <w:tabs>
+              <w:tab w:val="clear" w:pos="8555"/>
+              <w:tab w:val="right" w:pos="8837" w:leader="dot"/>
+            </w:tabs>
+            <w:rPr/>
+          </w:pPr>
+          <w:hyperlink w:anchor="__RefHeading___Toc1472_2984987124" w:tooltip="2.4 Activity Diagram">
+            <w:r>
+              <w:rPr>
+                <w:rStyle w:val="IndexLink"/>
+              </w:rPr>
+              <w:t>2.4 Activity Diagram</w:t>
+              <w:tab/>
+              <w:t>13</w:t>
+            </w:r>
+          </w:hyperlink>
+        </w:p>
+        <w:p>
+          <w:pPr>
+            <w:pStyle w:val="TOC2"/>
+            <w:tabs>
+              <w:tab w:val="clear" w:pos="8555"/>
+              <w:tab w:val="right" w:pos="8837" w:leader="dot"/>
+            </w:tabs>
+            <w:rPr/>
+          </w:pPr>
+          <w:hyperlink w:anchor="__RefHeading___Toc1474_2984987124" w:tooltip="2.5 Implementation">
+            <w:r>
+              <w:rPr>
+                <w:rStyle w:val="IndexLink"/>
+              </w:rPr>
+              <w:t>2.5 Implementation</w:t>
+              <w:tab/>
+              <w:t>14</w:t>
+            </w:r>
+          </w:hyperlink>
+        </w:p>
+        <w:p>
+          <w:pPr>
+            <w:pStyle w:val="TOC2"/>
+            <w:tabs>
+              <w:tab w:val="clear" w:pos="8555"/>
+              <w:tab w:val="right" w:pos="8837" w:leader="dot"/>
+            </w:tabs>
+            <w:rPr/>
+          </w:pPr>
+          <w:hyperlink w:anchor="__RefHeading___Toc1476_2984987124" w:tooltip="2.6 Module-wise Code and Responsibilities">
+            <w:r>
+              <w:rPr>
+                <w:rStyle w:val="IndexLink"/>
+              </w:rPr>
+              <w:t>2.6 Module-wise Code and Responsibilities</w:t>
+              <w:tab/>
+              <w:t>15</w:t>
+            </w:r>
+          </w:hyperlink>
+        </w:p>
+        <w:p>
+          <w:pPr>
+            <w:pStyle w:val="TOC2"/>
+            <w:tabs>
+              <w:tab w:val="clear" w:pos="8555"/>
+              <w:tab w:val="right" w:pos="8837" w:leader="dot"/>
+            </w:tabs>
+            <w:rPr/>
+          </w:pPr>
+          <w:hyperlink w:anchor="__RefHeading___Toc1478_2984987124" w:tooltip="2.7 Key Logic Highlighted in Bold">
+            <w:r>
+              <w:rPr>
+                <w:rStyle w:val="IndexLink"/>
+              </w:rPr>
+              <w:t>2.7 Key Logic Highlighted in Bold</w:t>
+              <w:tab/>
+              <w:t>16</w:t>
+            </w:r>
+          </w:hyperlink>
+        </w:p>
+        <w:p>
+          <w:pPr>
+            <w:pStyle w:val="TOC2"/>
+            <w:tabs>
+              <w:tab w:val="clear" w:pos="8555"/>
+              <w:tab w:val="right" w:pos="8837" w:leader="dot"/>
+            </w:tabs>
+            <w:rPr/>
+          </w:pPr>
+          <w:hyperlink w:anchor="__RefHeading___Toc1480_2984987124" w:tooltip="2.8 Representative Code Snippets">
+            <w:r>
+              <w:rPr>
+                <w:rStyle w:val="IndexLink"/>
+              </w:rPr>
+              <w:t>2.8 Representative Code Snippets</w:t>
+              <w:tab/>
+              <w:t>16</w:t>
+            </w:r>
+          </w:hyperlink>
+        </w:p>
+        <w:p>
+          <w:pPr>
+            <w:pStyle w:val="TOC2"/>
+            <w:tabs>
+              <w:tab w:val="clear" w:pos="8555"/>
+              <w:tab w:val="right" w:pos="8837" w:leader="dot"/>
+            </w:tabs>
+            <w:rPr/>
+          </w:pPr>
+          <w:hyperlink w:anchor="__RefHeading___Toc1482_2984987124" w:tooltip="2.9 GitHub Link and Folder Structure">
+            <w:r>
+              <w:rPr>
+                <w:rStyle w:val="IndexLink"/>
+              </w:rPr>
+              <w:t>2.9 GitHub Link and Folder Structure</w:t>
+              <w:tab/>
+              <w:t>17</w:t>
+            </w:r>
+          </w:hyperlink>
+        </w:p>
+        <w:p>
+          <w:pPr>
+            <w:pStyle w:val="TOC1"/>
+            <w:tabs>
+              <w:tab w:val="clear" w:pos="8838"/>
+              <w:tab w:val="right" w:pos="8837" w:leader="dot"/>
+            </w:tabs>
+            <w:rPr/>
+          </w:pPr>
+          <w:hyperlink w:anchor="__RefHeading___Toc1484_2984987124" w:tooltip="CHAPTER 3 TESTING">
+            <w:r>
+              <w:rPr>
+                <w:rStyle w:val="IndexLink"/>
+              </w:rPr>
+              <w:t>CHAPTER 3 TESTING</w:t>
+              <w:tab/>
+              <w:t>19</w:t>
+            </w:r>
+          </w:hyperlink>
+        </w:p>
+        <w:p>
+          <w:pPr>
+            <w:pStyle w:val="TOC1"/>
+            <w:tabs>
+              <w:tab w:val="clear" w:pos="8838"/>
+              <w:tab w:val="right" w:pos="8837" w:leader="dot"/>
+            </w:tabs>
+            <w:rPr/>
+          </w:pPr>
+          <w:hyperlink w:anchor="__RefHeading___Toc1486_2984987124" w:tooltip="CHAPTER 4 RESULTS">
+            <w:r>
+              <w:rPr>
+                <w:rStyle w:val="IndexLink"/>
+              </w:rPr>
+              <w:t>CHAPTER 4 RESULTS</w:t>
+              <w:tab/>
+              <w:t>23</w:t>
+            </w:r>
+          </w:hyperlink>
+        </w:p>
+        <w:p>
+          <w:pPr>
+            <w:pStyle w:val="TOC1"/>
+            <w:tabs>
+              <w:tab w:val="clear" w:pos="8838"/>
+              <w:tab w:val="right" w:pos="8837" w:leader="dot"/>
+            </w:tabs>
+            <w:rPr/>
+          </w:pPr>
+          <w:hyperlink w:anchor="__RefHeading___Toc1488_2984987124" w:tooltip="CHAPTER 5 ADDITIONAL KNOWLEDGE GAINED">
+            <w:r>
+              <w:rPr>
+                <w:rStyle w:val="IndexLink"/>
+              </w:rPr>
+              <w:t>CHAPTER 5 ADDITIONAL KNOWLEDGE GAINED</w:t>
+              <w:tab/>
+              <w:t>25</w:t>
+            </w:r>
+          </w:hyperlink>
+        </w:p>
+        <w:p>
+          <w:pPr>
+            <w:pStyle w:val="TOC1"/>
+            <w:tabs>
+              <w:tab w:val="clear" w:pos="8838"/>
+              <w:tab w:val="right" w:pos="8837" w:leader="dot"/>
+            </w:tabs>
+            <w:rPr/>
+          </w:pPr>
+          <w:hyperlink w:anchor="__RefHeading___Toc1490_2984987124" w:tooltip="CHAPTER 6 CONCLUSION AND FUTURE WORK">
+            <w:r>
+              <w:rPr>
+                <w:rStyle w:val="IndexLink"/>
+              </w:rPr>
+              <w:t>CHAPTER 6 CONCLUSION AND FUTURE WORK</w:t>
+              <w:tab/>
+              <w:t>26</w:t>
+            </w:r>
+          </w:hyperlink>
+        </w:p>
+        <w:p>
+          <w:pPr>
+            <w:pStyle w:val="TOC1"/>
+            <w:tabs>
+              <w:tab w:val="clear" w:pos="8838"/>
+              <w:tab w:val="right" w:pos="8837" w:leader="dot"/>
+            </w:tabs>
+            <w:rPr/>
+          </w:pPr>
+          <w:hyperlink w:anchor="__RefHeading___Toc1492_2984987124" w:tooltip="CHAPTER 7 REFERENCES">
+            <w:r>
+              <w:rPr>
+                <w:rStyle w:val="IndexLink"/>
+              </w:rPr>
+              <w:t>CHAPTER 7 REFERENCES</w:t>
+              <w:tab/>
+              <w:t>27</w:t>
+            </w:r>
+          </w:hyperlink>
+          <w:r>
+            <w:rPr>
+              <w:rStyle w:val="IndexLink"/>
+            </w:rPr>
+            <w:fldChar w:fldCharType="end"/>
+          </w:r>
+        </w:p>
+      </w:sdtContent>
+    </w:sdt>
     <w:p>
       <w:pPr>
-        <w:pStyle w:val="Normal"/>
+        <w:pStyle w:val="Heading1"/>
+        <w:spacing w:before="0" w:after="120"/>
+        <w:jc w:val="center"/>
         <w:rPr/>
       </w:pPr>
       <w:r>
         <w:rPr/>
       </w:r>
+      <w:bookmarkStart w:id="2" w:name="__RefHeading___Toc1448_2984987124"/>
+      <w:bookmarkStart w:id="3" w:name="__RefHeading___Toc1448_2984987124"/>
+      <w:bookmarkEnd w:id="3"/>
       <w:r>
         <w:br w:type="page"/>
       </w:r>
@@ -414,76 +1230,8 @@
         <w:jc w:val="center"/>
         <w:rPr/>
       </w:pPr>
-      <w:r>
-        <w:rPr/>
-        <w:t>ABSTRACT</w:t>
-      </w:r>
-    </w:p>
-    <w:p>
-      <w:pPr>
-        <w:pStyle w:val="Normal"/>
-        <w:rPr/>
-      </w:pPr>
-      <w:r>
-        <w:rPr/>
-        <w:t>SYNAPSE Human Connectome Explorer is a course based project that simulates exploration of a human brain connectome through a single page dashboard. The application visualises a sample brain network using the HTML Canvas API, supports region selection, signal propagation, shortest pathway tracing, disease profile switching, selected-region lesioning, and snapshot saving. The frontend is implemented using HTML5, CSS3, and Vanilla JavaScript. The backend is implemented using Node.js and Express, while MongoDB stores the seeded region metadata, network definitions, disease profiles, pathways, and saved simulation snapshots.</w:t>
-      </w:r>
-    </w:p>
-    <w:p>
-      <w:pPr>
-        <w:pStyle w:val="Normal"/>
-        <w:rPr/>
-      </w:pPr>
-      <w:r>
-        <w:rPr/>
-        <w:t>Unlike a purely static mockup, the current version includes a functioning backend API and a working MongoDB data layer. At the same time, the project does not overclaim scientific accuracy. It deliberately uses structured sample data and deterministic graph generation to create a believable and educational connectome dashboard that is practical for a Full Stack Development submission. The project demonstrates UI composition, client-side rendering, backend integration, environment-based configuration, persistence, and reproducible testing in one coherent academic implementation.</w:t>
-      </w:r>
-    </w:p>
-    <w:p>
-      <w:pPr>
-        <w:pStyle w:val="Normal"/>
-        <w:rPr/>
-      </w:pPr>
-      <w:r>
-        <w:rPr/>
-      </w:r>
-      <w:r>
-        <w:br w:type="page"/>
-      </w:r>
-    </w:p>
-    <w:p>
-      <w:pPr>
-        <w:pStyle w:val="Heading1"/>
-        <w:spacing w:before="0" w:after="120"/>
-        <w:jc w:val="center"/>
-        <w:rPr/>
-      </w:pPr>
-      <w:r>
-        <w:rPr>
-          <w:i/>
-        </w:rPr>
-        <w:t>TABLE OF CONTENTS</w:t>
-      </w:r>
-    </w:p>
-    <w:p>
-      <w:pPr>
-        <w:pStyle w:val="Normal"/>
-        <w:rPr/>
-      </w:pPr>
-      <w:r>
-        <w:rPr/>
-      </w:r>
-      <w:r>
-        <w:br w:type="page"/>
-      </w:r>
-    </w:p>
-    <w:p>
-      <w:pPr>
-        <w:pStyle w:val="Heading1"/>
-        <w:spacing w:before="0" w:after="120"/>
-        <w:jc w:val="center"/>
-        <w:rPr/>
-      </w:pPr>
+      <w:bookmarkStart w:id="4" w:name="__RefHeading___Toc1450_2984987124"/>
+      <w:bookmarkEnd w:id="4"/>
       <w:r>
         <w:rPr/>
         <w:t>CHAPTER 1 ABSTRACT AND INTRODUCTION</w:t>
@@ -494,6 +1242,8 @@
         <w:pStyle w:val="Heading2"/>
         <w:rPr/>
       </w:pPr>
+      <w:bookmarkStart w:id="5" w:name="__RefHeading___Toc1452_2984987124"/>
+      <w:bookmarkEnd w:id="5"/>
       <w:r>
         <w:rPr/>
         <w:t>1.1 Introduction</w:t>
@@ -524,6 +1274,8 @@
         <w:pStyle w:val="Heading2"/>
         <w:rPr/>
       </w:pPr>
+      <w:bookmarkStart w:id="6" w:name="__RefHeading___Toc1454_2984987124"/>
+      <w:bookmarkEnd w:id="6"/>
       <w:r>
         <w:rPr/>
         <w:t>1.2 Project Objectives and Prioritised Features</w:t>
@@ -542,7 +1294,7 @@
       </w:pPr>
       <w:r>
         <w:rPr/>
-        <w:t>Create a polished single page dashboard that looks like a focused application instead of an isolated demo.</w:t>
+        <w:t>Create a polished multipage dashboard that looks like a focused application instead of an isolated demo.</w:t>
       </w:r>
     </w:p>
     <w:p>
@@ -558,7 +1310,7 @@
       </w:pPr>
       <w:r>
         <w:rPr/>
-        <w:t>Visualise a sample connectome using Canvas-based nodes, edges, animations, and a connectivity matrix.</w:t>
+        <w:t>Restructure the interface into a presentation-friendly multipage flow with overview, explorer, disease comparison, and history views.</w:t>
       </w:r>
     </w:p>
     <w:p>
@@ -574,7 +1326,7 @@
       </w:pPr>
       <w:r>
         <w:rPr/>
-        <w:t>Support user actions such as region selection, signal firing, shortest pathway tracing, disease profile switching, and lesion simulation.</w:t>
+        <w:t>Visualise a sample connectome using Canvas-based nodes, edges, animations, and a connectivity matrix.</w:t>
       </w:r>
     </w:p>
     <w:p>
@@ -590,7 +1342,7 @@
       </w:pPr>
       <w:r>
         <w:rPr/>
-        <w:t>Integrate MongoDB for storing regions, networks, disease profiles, pathways, and simulation snapshots.</w:t>
+        <w:t>Support user actions such as region selection, signal firing, shortest pathway tracing, disease profile switching, and lesion simulation.</w:t>
       </w:r>
     </w:p>
     <w:p>
@@ -606,7 +1358,7 @@
       </w:pPr>
       <w:r>
         <w:rPr/>
-        <w:t>Allow the frontend to remain functional even if the backend is unavailable by using a local fallback dataset.</w:t>
+        <w:t>Integrate MongoDB for storing regions, networks, disease profiles, pathways, and simulation snapshots.</w:t>
       </w:r>
     </w:p>
     <w:p>
@@ -622,14 +1374,32 @@
       </w:pPr>
       <w:r>
         <w:rPr/>
-        <w:t>Improve interpretability through anatomical labels and full-name affected-region displays for disease profiles.</w:t>
+        <w:t>Allow the frontend to remain functional even if the backend is unavailable by using a local fallback dataset.</w:t>
       </w:r>
     </w:p>
     <w:p>
       <w:pPr>
+        <w:pStyle w:val="ListBullet"/>
+        <w:numPr>
+          <w:ilvl w:val="0"/>
+          <w:numId w:val="1"/>
+        </w:numPr>
+        <w:spacing w:lineRule="auto" w:line="360"/>
+        <w:ind w:hanging="0" w:start="720"/>
+        <w:rPr/>
+      </w:pPr>
+      <w:r>
+        <w:rPr/>
+        <w:t>Improve interpretability through anatomical labels, disease notes, preset pathways, and full-name affected-region displays.</w:t>
+      </w:r>
+    </w:p>
+    <w:p>
+      <w:pPr>
         <w:pStyle w:val="Heading2"/>
         <w:rPr/>
       </w:pPr>
+      <w:bookmarkStart w:id="7" w:name="__RefHeading___Toc1456_2984987124"/>
+      <w:bookmarkEnd w:id="7"/>
       <w:r>
         <w:rPr/>
         <w:t>1.3 Technology Used</w:t>
@@ -667,7 +1437,6 @@
             <w:pPr>
               <w:pStyle w:val="Normal"/>
               <w:widowControl/>
-              <w:suppressAutoHyphens w:val="true"/>
               <w:spacing w:before="0" w:after="120"/>
               <w:ind w:hanging="0"/>
               <w:jc w:val="center"/>
@@ -701,7 +1470,6 @@
             <w:pPr>
               <w:pStyle w:val="Normal"/>
               <w:widowControl/>
-              <w:suppressAutoHyphens w:val="true"/>
               <w:spacing w:before="0" w:after="120"/>
               <w:ind w:hanging="0"/>
               <w:jc w:val="center"/>
@@ -735,7 +1503,6 @@
             <w:pPr>
               <w:pStyle w:val="Normal"/>
               <w:widowControl/>
-              <w:suppressAutoHyphens w:val="true"/>
               <w:spacing w:before="0" w:after="120"/>
               <w:ind w:hanging="0"/>
               <w:jc w:val="center"/>
@@ -772,7 +1539,6 @@
             <w:pPr>
               <w:pStyle w:val="Normal"/>
               <w:widowControl/>
-              <w:suppressAutoHyphens w:val="true"/>
               <w:spacing w:before="0" w:after="120"/>
               <w:ind w:hanging="0"/>
               <w:jc w:val="start"/>
@@ -804,7 +1570,6 @@
             <w:pPr>
               <w:pStyle w:val="Normal"/>
               <w:widowControl/>
-              <w:suppressAutoHyphens w:val="true"/>
               <w:spacing w:before="0" w:after="120"/>
               <w:ind w:hanging="0"/>
               <w:jc w:val="start"/>
@@ -836,7 +1601,6 @@
             <w:pPr>
               <w:pStyle w:val="Normal"/>
               <w:widowControl/>
-              <w:suppressAutoHyphens w:val="true"/>
               <w:spacing w:before="0" w:after="120"/>
               <w:ind w:hanging="0"/>
               <w:jc w:val="start"/>
@@ -871,7 +1635,6 @@
             <w:pPr>
               <w:pStyle w:val="Normal"/>
               <w:widowControl/>
-              <w:suppressAutoHyphens w:val="true"/>
               <w:spacing w:before="0" w:after="120"/>
               <w:ind w:hanging="0"/>
               <w:jc w:val="start"/>
@@ -903,7 +1666,6 @@
             <w:pPr>
               <w:pStyle w:val="Normal"/>
               <w:widowControl/>
-              <w:suppressAutoHyphens w:val="true"/>
               <w:spacing w:before="0" w:after="120"/>
               <w:ind w:hanging="0"/>
               <w:jc w:val="start"/>
@@ -935,7 +1697,6 @@
             <w:pPr>
               <w:pStyle w:val="Normal"/>
               <w:widowControl/>
-              <w:suppressAutoHyphens w:val="true"/>
               <w:spacing w:before="0" w:after="120"/>
               <w:ind w:hanging="0"/>
               <w:jc w:val="start"/>
@@ -970,7 +1731,6 @@
             <w:pPr>
               <w:pStyle w:val="Normal"/>
               <w:widowControl/>
-              <w:suppressAutoHyphens w:val="true"/>
               <w:spacing w:before="0" w:after="120"/>
               <w:ind w:hanging="0"/>
               <w:jc w:val="start"/>
@@ -1002,7 +1762,6 @@
             <w:pPr>
               <w:pStyle w:val="Normal"/>
               <w:widowControl/>
-              <w:suppressAutoHyphens w:val="true"/>
               <w:spacing w:before="0" w:after="120"/>
               <w:ind w:hanging="0"/>
               <w:jc w:val="start"/>
@@ -1034,7 +1793,6 @@
             <w:pPr>
               <w:pStyle w:val="Normal"/>
               <w:widowControl/>
-              <w:suppressAutoHyphens w:val="true"/>
               <w:spacing w:before="0" w:after="120"/>
               <w:ind w:hanging="0"/>
               <w:jc w:val="start"/>
@@ -1069,7 +1827,6 @@
             <w:pPr>
               <w:pStyle w:val="Normal"/>
               <w:widowControl/>
-              <w:suppressAutoHyphens w:val="true"/>
               <w:spacing w:before="0" w:after="120"/>
               <w:ind w:hanging="0"/>
               <w:jc w:val="start"/>
@@ -1101,7 +1858,6 @@
             <w:pPr>
               <w:pStyle w:val="Normal"/>
               <w:widowControl/>
-              <w:suppressAutoHyphens w:val="true"/>
               <w:spacing w:before="0" w:after="120"/>
               <w:ind w:hanging="0"/>
               <w:jc w:val="start"/>
@@ -1133,7 +1889,6 @@
             <w:pPr>
               <w:pStyle w:val="Normal"/>
               <w:widowControl/>
-              <w:suppressAutoHyphens w:val="true"/>
               <w:spacing w:before="0" w:after="120"/>
               <w:ind w:hanging="0"/>
               <w:jc w:val="start"/>
@@ -1168,7 +1923,6 @@
             <w:pPr>
               <w:pStyle w:val="Normal"/>
               <w:widowControl/>
-              <w:suppressAutoHyphens w:val="true"/>
               <w:spacing w:before="0" w:after="120"/>
               <w:ind w:hanging="0"/>
               <w:jc w:val="start"/>
@@ -1200,7 +1954,6 @@
             <w:pPr>
               <w:pStyle w:val="Normal"/>
               <w:widowControl/>
-              <w:suppressAutoHyphens w:val="true"/>
               <w:spacing w:before="0" w:after="120"/>
               <w:ind w:hanging="0"/>
               <w:jc w:val="start"/>
@@ -1232,7 +1985,6 @@
             <w:pPr>
               <w:pStyle w:val="Normal"/>
               <w:widowControl/>
-              <w:suppressAutoHyphens w:val="true"/>
               <w:spacing w:before="0" w:after="120"/>
               <w:ind w:hanging="0"/>
               <w:jc w:val="start"/>
@@ -1267,7 +2019,6 @@
             <w:pPr>
               <w:pStyle w:val="Normal"/>
               <w:widowControl/>
-              <w:suppressAutoHyphens w:val="true"/>
               <w:spacing w:before="0" w:after="120"/>
               <w:ind w:hanging="0"/>
               <w:jc w:val="start"/>
@@ -1299,7 +2050,6 @@
             <w:pPr>
               <w:pStyle w:val="Normal"/>
               <w:widowControl/>
-              <w:suppressAutoHyphens w:val="true"/>
               <w:spacing w:before="0" w:after="120"/>
               <w:ind w:hanging="0"/>
               <w:jc w:val="start"/>
@@ -1331,7 +2081,6 @@
             <w:pPr>
               <w:pStyle w:val="Normal"/>
               <w:widowControl/>
-              <w:suppressAutoHyphens w:val="true"/>
               <w:spacing w:before="0" w:after="120"/>
               <w:ind w:hanging="0"/>
               <w:jc w:val="start"/>
@@ -1366,7 +2115,6 @@
             <w:pPr>
               <w:pStyle w:val="Normal"/>
               <w:widowControl/>
-              <w:suppressAutoHyphens w:val="true"/>
               <w:spacing w:before="0" w:after="120"/>
               <w:ind w:hanging="0"/>
               <w:jc w:val="start"/>
@@ -1398,7 +2146,6 @@
             <w:pPr>
               <w:pStyle w:val="Normal"/>
               <w:widowControl/>
-              <w:suppressAutoHyphens w:val="true"/>
               <w:spacing w:before="0" w:after="120"/>
               <w:ind w:hanging="0"/>
               <w:jc w:val="start"/>
@@ -1430,7 +2177,6 @@
             <w:pPr>
               <w:pStyle w:val="Normal"/>
               <w:widowControl/>
-              <w:suppressAutoHyphens w:val="true"/>
               <w:spacing w:before="0" w:after="120"/>
               <w:ind w:hanging="0"/>
               <w:jc w:val="start"/>
@@ -1465,7 +2211,6 @@
             <w:pPr>
               <w:pStyle w:val="Normal"/>
               <w:widowControl/>
-              <w:suppressAutoHyphens w:val="true"/>
               <w:spacing w:before="0" w:after="120"/>
               <w:ind w:hanging="0"/>
               <w:jc w:val="start"/>
@@ -1497,7 +2242,6 @@
             <w:pPr>
               <w:pStyle w:val="Normal"/>
               <w:widowControl/>
-              <w:suppressAutoHyphens w:val="true"/>
               <w:spacing w:before="0" w:after="120"/>
               <w:ind w:hanging="0"/>
               <w:jc w:val="start"/>
@@ -1529,7 +2273,6 @@
             <w:pPr>
               <w:pStyle w:val="Normal"/>
               <w:widowControl/>
-              <w:suppressAutoHyphens w:val="true"/>
               <w:spacing w:before="0" w:after="120"/>
               <w:ind w:hanging="0"/>
               <w:jc w:val="start"/>
@@ -1567,6 +2310,8 @@
         <w:pStyle w:val="Heading2"/>
         <w:rPr/>
       </w:pPr>
+      <w:bookmarkStart w:id="8" w:name="__RefHeading___Toc1458_2984987124"/>
+      <w:bookmarkEnd w:id="8"/>
       <w:r>
         <w:rPr/>
         <w:t>1.4 Software Requirements</w:t>
@@ -1603,7 +2348,6 @@
             <w:pPr>
               <w:pStyle w:val="Normal"/>
               <w:widowControl/>
-              <w:suppressAutoHyphens w:val="true"/>
               <w:spacing w:before="0" w:after="120"/>
               <w:ind w:hanging="0"/>
               <w:jc w:val="center"/>
@@ -1637,7 +2381,6 @@
             <w:pPr>
               <w:pStyle w:val="Normal"/>
               <w:widowControl/>
-              <w:suppressAutoHyphens w:val="true"/>
               <w:spacing w:before="0" w:after="120"/>
               <w:ind w:hanging="0"/>
               <w:jc w:val="center"/>
@@ -1674,7 +2417,6 @@
             <w:pPr>
               <w:pStyle w:val="Normal"/>
               <w:widowControl/>
-              <w:suppressAutoHyphens w:val="true"/>
               <w:spacing w:before="0" w:after="120"/>
               <w:ind w:hanging="0"/>
               <w:jc w:val="start"/>
@@ -1706,7 +2448,6 @@
             <w:pPr>
               <w:pStyle w:val="Normal"/>
               <w:widowControl/>
-              <w:suppressAutoHyphens w:val="true"/>
               <w:spacing w:before="0" w:after="120"/>
               <w:ind w:hanging="0"/>
               <w:jc w:val="start"/>
@@ -1741,7 +2482,6 @@
             <w:pPr>
               <w:pStyle w:val="Normal"/>
               <w:widowControl/>
-              <w:suppressAutoHyphens w:val="true"/>
               <w:spacing w:before="0" w:after="120"/>
               <w:ind w:hanging="0"/>
               <w:jc w:val="start"/>
@@ -1773,7 +2513,6 @@
             <w:pPr>
               <w:pStyle w:val="Normal"/>
               <w:widowControl/>
-              <w:suppressAutoHyphens w:val="true"/>
               <w:spacing w:before="0" w:after="120"/>
               <w:ind w:hanging="0"/>
               <w:jc w:val="start"/>
@@ -1791,7 +2530,7 @@
                 <w:szCs w:val="22"/>
                 <w:lang w:val="en-US" w:eastAsia="en-US" w:bidi="ar-SA"/>
               </w:rPr>
-              <w:t>Node.js 20 or later (project verified with Node.js 22)</w:t>
+              <w:t>Node.js 18 or later</w:t>
             </w:r>
           </w:p>
         </w:tc>
@@ -1808,7 +2547,6 @@
             <w:pPr>
               <w:pStyle w:val="Normal"/>
               <w:widowControl/>
-              <w:suppressAutoHyphens w:val="true"/>
               <w:spacing w:before="0" w:after="120"/>
               <w:ind w:hanging="0"/>
               <w:jc w:val="start"/>
@@ -1840,7 +2578,6 @@
             <w:pPr>
               <w:pStyle w:val="Normal"/>
               <w:widowControl/>
-              <w:suppressAutoHyphens w:val="true"/>
               <w:spacing w:before="0" w:after="120"/>
               <w:ind w:hanging="0"/>
               <w:jc w:val="start"/>
@@ -1875,7 +2612,6 @@
             <w:pPr>
               <w:pStyle w:val="Normal"/>
               <w:widowControl/>
-              <w:suppressAutoHyphens w:val="true"/>
               <w:spacing w:before="0" w:after="120"/>
               <w:ind w:hanging="0"/>
               <w:jc w:val="start"/>
@@ -1907,7 +2643,6 @@
             <w:pPr>
               <w:pStyle w:val="Normal"/>
               <w:widowControl/>
-              <w:suppressAutoHyphens w:val="true"/>
               <w:spacing w:before="0" w:after="120"/>
               <w:ind w:hanging="0"/>
               <w:jc w:val="start"/>
@@ -1942,7 +2677,6 @@
             <w:pPr>
               <w:pStyle w:val="Normal"/>
               <w:widowControl/>
-              <w:suppressAutoHyphens w:val="true"/>
               <w:spacing w:before="0" w:after="120"/>
               <w:ind w:hanging="0"/>
               <w:jc w:val="start"/>
@@ -1974,7 +2708,6 @@
             <w:pPr>
               <w:pStyle w:val="Normal"/>
               <w:widowControl/>
-              <w:suppressAutoHyphens w:val="true"/>
               <w:spacing w:before="0" w:after="120"/>
               <w:ind w:hanging="0"/>
               <w:jc w:val="start"/>
@@ -2009,7 +2742,6 @@
             <w:pPr>
               <w:pStyle w:val="Normal"/>
               <w:widowControl/>
-              <w:suppressAutoHyphens w:val="true"/>
               <w:spacing w:before="0" w:after="120"/>
               <w:ind w:hanging="0"/>
               <w:jc w:val="start"/>
@@ -2041,7 +2773,6 @@
             <w:pPr>
               <w:pStyle w:val="Normal"/>
               <w:widowControl/>
-              <w:suppressAutoHyphens w:val="true"/>
               <w:spacing w:before="0" w:after="120"/>
               <w:ind w:hanging="0"/>
               <w:jc w:val="start"/>
@@ -2079,6 +2810,17 @@
         <w:pStyle w:val="Heading2"/>
         <w:rPr/>
       </w:pPr>
+      <w:r>
+        <w:rPr/>
+      </w:r>
+    </w:p>
+    <w:p>
+      <w:pPr>
+        <w:pStyle w:val="Heading2"/>
+        <w:rPr/>
+      </w:pPr>
+      <w:bookmarkStart w:id="9" w:name="__RefHeading___Toc1460_2984987124"/>
+      <w:bookmarkEnd w:id="9"/>
       <w:r>
         <w:rPr/>
         <w:t>1.5 Hardware Requirements</w:t>
@@ -2116,7 +2858,6 @@
             <w:pPr>
               <w:pStyle w:val="Normal"/>
               <w:widowControl/>
-              <w:suppressAutoHyphens w:val="true"/>
               <w:spacing w:before="0" w:after="120"/>
               <w:ind w:hanging="0"/>
               <w:jc w:val="center"/>
@@ -2150,7 +2891,6 @@
             <w:pPr>
               <w:pStyle w:val="Normal"/>
               <w:widowControl/>
-              <w:suppressAutoHyphens w:val="true"/>
               <w:spacing w:before="0" w:after="120"/>
               <w:ind w:hanging="0"/>
               <w:jc w:val="center"/>
@@ -2184,7 +2924,6 @@
             <w:pPr>
               <w:pStyle w:val="Normal"/>
               <w:widowControl/>
-              <w:suppressAutoHyphens w:val="true"/>
               <w:spacing w:before="0" w:after="120"/>
               <w:ind w:hanging="0"/>
               <w:jc w:val="center"/>
@@ -2221,7 +2960,6 @@
             <w:pPr>
               <w:pStyle w:val="Normal"/>
               <w:widowControl/>
-              <w:suppressAutoHyphens w:val="true"/>
               <w:spacing w:before="0" w:after="120"/>
               <w:ind w:hanging="0"/>
               <w:jc w:val="start"/>
@@ -2253,7 +2991,6 @@
             <w:pPr>
               <w:pStyle w:val="Normal"/>
               <w:widowControl/>
-              <w:suppressAutoHyphens w:val="true"/>
               <w:spacing w:before="0" w:after="120"/>
               <w:ind w:hanging="0"/>
               <w:jc w:val="start"/>
@@ -2285,7 +3022,6 @@
             <w:pPr>
               <w:pStyle w:val="Normal"/>
               <w:widowControl/>
-              <w:suppressAutoHyphens w:val="true"/>
               <w:spacing w:before="0" w:after="120"/>
               <w:ind w:hanging="0"/>
               <w:jc w:val="start"/>
@@ -2320,7 +3056,6 @@
             <w:pPr>
               <w:pStyle w:val="Normal"/>
               <w:widowControl/>
-              <w:suppressAutoHyphens w:val="true"/>
               <w:spacing w:before="0" w:after="120"/>
               <w:ind w:hanging="0"/>
               <w:jc w:val="start"/>
@@ -2352,7 +3087,6 @@
             <w:pPr>
               <w:pStyle w:val="Normal"/>
               <w:widowControl/>
-              <w:suppressAutoHyphens w:val="true"/>
               <w:spacing w:before="0" w:after="120"/>
               <w:ind w:hanging="0"/>
               <w:jc w:val="start"/>
@@ -2384,7 +3118,6 @@
             <w:pPr>
               <w:pStyle w:val="Normal"/>
               <w:widowControl/>
-              <w:suppressAutoHyphens w:val="true"/>
               <w:spacing w:before="0" w:after="120"/>
               <w:ind w:hanging="0"/>
               <w:jc w:val="start"/>
@@ -2419,7 +3152,6 @@
             <w:pPr>
               <w:pStyle w:val="Normal"/>
               <w:widowControl/>
-              <w:suppressAutoHyphens w:val="true"/>
               <w:spacing w:before="0" w:after="120"/>
               <w:ind w:hanging="0"/>
               <w:jc w:val="start"/>
@@ -2451,7 +3183,6 @@
             <w:pPr>
               <w:pStyle w:val="Normal"/>
               <w:widowControl/>
-              <w:suppressAutoHyphens w:val="true"/>
               <w:spacing w:before="0" w:after="120"/>
               <w:ind w:hanging="0"/>
               <w:jc w:val="start"/>
@@ -2483,7 +3214,6 @@
             <w:pPr>
               <w:pStyle w:val="Normal"/>
               <w:widowControl/>
-              <w:suppressAutoHyphens w:val="true"/>
               <w:spacing w:before="0" w:after="120"/>
               <w:ind w:hanging="0"/>
               <w:jc w:val="start"/>
@@ -2518,7 +3248,6 @@
             <w:pPr>
               <w:pStyle w:val="Normal"/>
               <w:widowControl/>
-              <w:suppressAutoHyphens w:val="true"/>
               <w:spacing w:before="0" w:after="120"/>
               <w:ind w:hanging="0"/>
               <w:jc w:val="start"/>
@@ -2550,7 +3279,6 @@
             <w:pPr>
               <w:pStyle w:val="Normal"/>
               <w:widowControl/>
-              <w:suppressAutoHyphens w:val="true"/>
               <w:spacing w:before="0" w:after="120"/>
               <w:ind w:hanging="0"/>
               <w:jc w:val="start"/>
@@ -2582,7 +3310,6 @@
             <w:pPr>
               <w:pStyle w:val="Normal"/>
               <w:widowControl/>
-              <w:suppressAutoHyphens w:val="true"/>
               <w:spacing w:before="0" w:after="120"/>
               <w:ind w:hanging="0"/>
               <w:jc w:val="start"/>
@@ -2617,7 +3344,6 @@
             <w:pPr>
               <w:pStyle w:val="Normal"/>
               <w:widowControl/>
-              <w:suppressAutoHyphens w:val="true"/>
               <w:spacing w:before="0" w:after="120"/>
               <w:ind w:hanging="0"/>
               <w:jc w:val="start"/>
@@ -2649,7 +3375,6 @@
             <w:pPr>
               <w:pStyle w:val="Normal"/>
               <w:widowControl/>
-              <w:suppressAutoHyphens w:val="true"/>
               <w:spacing w:before="0" w:after="120"/>
               <w:ind w:hanging="0"/>
               <w:jc w:val="start"/>
@@ -2681,7 +3406,6 @@
             <w:pPr>
               <w:pStyle w:val="Normal"/>
               <w:widowControl/>
-              <w:suppressAutoHyphens w:val="true"/>
               <w:spacing w:before="0" w:after="120"/>
               <w:ind w:hanging="0"/>
               <w:jc w:val="start"/>
@@ -2719,6 +3443,8 @@
         <w:pStyle w:val="Heading2"/>
         <w:rPr/>
       </w:pPr>
+      <w:bookmarkStart w:id="10" w:name="__RefHeading___Toc1462_2984987124"/>
+      <w:bookmarkEnd w:id="10"/>
       <w:r>
         <w:rPr/>
         <w:t>1.6 Abstract of the Implemented Solution</w:t>
@@ -2731,36 +3457,17 @@
       </w:pPr>
       <w:r>
         <w:rPr/>
-        <w:t>The final implemented solution is a single page application with three main areas: a left panel for selected region and pathway information, a central canvas for connectome visualisation, and a right panel for simulation controls. The application seeds and loads sample region information, creates a weighted graph using deterministic logic, and lets the user observe signal spread, disease-based metric updates, lesion effects, and saved snapshot history. The design intentionally balances academic scope and demonstrable completeness.</w:t>
+        <w:t>The final implemented solution is a multipage web application with dedicated overview, explorer, disease-lab, and history views. The explorer retains the high-density dashboard core with a left panel for selected region and pathway information, a central canvas for connectome visualisation, and a right panel for simulation controls. The application seeds and loads sample region information, creates a weighted graph using deterministic logic, and lets the user observe signal spread, disease-based metric updates, lesion effects, compare-with-healthy deltas, and saved snapshot history. The design intentionally balances academic scope and demonstrable completeness.</w:t>
       </w:r>
     </w:p>
     <w:p>
       <w:pPr>
-        <w:pStyle w:val="Normal"/>
-        <w:rPr/>
-      </w:pPr>
-      <w:r>
-        <w:rPr/>
-      </w:r>
-      <w:r>
-        <w:br w:type="page"/>
-      </w:r>
-    </w:p>
-    <w:p>
-      <w:pPr>
-        <w:pStyle w:val="Normal"/>
-        <w:rPr/>
-      </w:pPr>
-      <w:r>
-        <w:rPr/>
-      </w:r>
-    </w:p>
-    <w:p>
-      <w:pPr>
         <w:pStyle w:val="Heading1"/>
         <w:jc w:val="center"/>
         <w:rPr/>
       </w:pPr>
+      <w:bookmarkStart w:id="11" w:name="__RefHeading___Toc1464_2984987124"/>
+      <w:bookmarkEnd w:id="11"/>
       <w:r>
         <w:rPr/>
         <w:t>CHAPTER 2 PROPOSED WORK</w:t>
@@ -2771,6 +3478,8 @@
         <w:pStyle w:val="Heading2"/>
         <w:rPr/>
       </w:pPr>
+      <w:bookmarkStart w:id="12" w:name="__RefHeading___Toc1466_2984987124"/>
+      <w:bookmarkEnd w:id="12"/>
       <w:r>
         <w:rPr/>
         <w:t>2.1 Problem Statement</w:t>
@@ -2791,6 +3500,8 @@
         <w:pStyle w:val="Heading2"/>
         <w:rPr/>
       </w:pPr>
+      <w:bookmarkStart w:id="13" w:name="__RefHeading___Toc1468_2984987124"/>
+      <w:bookmarkEnd w:id="13"/>
       <w:r>
         <w:rPr/>
         <w:t>2.2 Design Overview</w:t>
@@ -2803,7 +3514,7 @@
       </w:pPr>
       <w:r>
         <w:rPr/>
-        <w:t>The dashboard design follows a high-density scientific console style. The left panel displays selected region information, activation logs, and path tracing controls. The central canvas acts as the primary visual workspace where nodes, edges, signal ripples, and optional anatomical labels are rendered. The right panel groups disease profiles, metrics, simulation sliders, and action buttons. A matrix footer summarises activity and graph state, while a snapshot section below the dashboard shows saved simulation runs.</w:t>
+        <w:t>The interface design follows a high-density scientific console style while also supporting a cleaner multipage presentation flow. The Overview page introduces the project and summarises the currently selected disease state. The Explorer page contains the core dashboard where the left panel displays selected region information, activation logs, and path tracing controls; the central canvas acts as the primary visual workspace; and the right panel groups disease profiles, metrics, simulation sliders, snapshot labeling, and action buttons. The Disease Lab page explains condition-specific notes and compare-with-healthy deltas, while the History page shows saved simulation runs and allows configuration restoration.</w:t>
       </w:r>
     </w:p>
     <w:p>
@@ -2814,6 +3525,52 @@
       </w:pPr>
       <w:r>
         <w:rPr/>
+        <w:drawing>
+          <wp:anchor distT="0" distB="0" distL="0" distR="0" simplePos="0" relativeHeight="5" behindDoc="0" locked="0" layoutInCell="0" allowOverlap="1">
+            <wp:simplePos x="0" y="0"/>
+            <wp:positionH relativeFrom="column">
+              <wp:align>center</wp:align>
+            </wp:positionH>
+            <wp:positionV relativeFrom="paragraph">
+              <wp:posOffset>635</wp:posOffset>
+            </wp:positionV>
+            <wp:extent cx="5612130" cy="6024880"/>
+            <wp:effectExtent l="0" t="0" r="0" b="0"/>
+            <wp:wrapSquare wrapText="largest"/>
+            <wp:docPr id="1" name="Image1"/>
+            <wp:cNvGraphicFramePr>
+              <a:graphicFrameLocks xmlns:a="http://schemas.openxmlformats.org/drawingml/2006/main" noChangeAspect="1"/>
+            </wp:cNvGraphicFramePr>
+            <a:graphic xmlns:a="http://schemas.openxmlformats.org/drawingml/2006/main">
+              <a:graphicData uri="http://schemas.openxmlformats.org/drawingml/2006/picture">
+                <pic:pic xmlns:pic="http://schemas.openxmlformats.org/drawingml/2006/picture">
+                  <pic:nvPicPr>
+                    <pic:cNvPr id="1" name="Image1"/>
+                    <pic:cNvPicPr>
+                      <a:picLocks noChangeAspect="1" noChangeArrowheads="1"/>
+                    </pic:cNvPicPr>
+                  </pic:nvPicPr>
+                  <pic:blipFill>
+                    <a:blip r:embed="rId2"/>
+                    <a:stretch>
+                      <a:fillRect/>
+                    </a:stretch>
+                  </pic:blipFill>
+                  <pic:spPr bwMode="auto">
+                    <a:xfrm>
+                      <a:off x="0" y="0"/>
+                      <a:ext cx="5612130" cy="6024880"/>
+                    </a:xfrm>
+                    <a:prstGeom prst="rect">
+                      <a:avLst/>
+                    </a:prstGeom>
+                    <a:noFill/>
+                  </pic:spPr>
+                </pic:pic>
+              </a:graphicData>
+            </a:graphic>
+          </wp:anchor>
+        </w:drawing>
       </w:r>
     </w:p>
     <w:p>
@@ -2837,6 +3594,17 @@
       </w:pPr>
       <w:r>
         <w:rPr/>
+      </w:r>
+    </w:p>
+    <w:p>
+      <w:pPr>
+        <w:pStyle w:val="Heading2"/>
+        <w:rPr/>
+      </w:pPr>
+      <w:bookmarkStart w:id="14" w:name="__RefHeading___Toc1470_2984987124"/>
+      <w:bookmarkEnd w:id="14"/>
+      <w:r>
+        <w:rPr/>
         <w:t>2.3 Architecture Showing the Flow of Data</w:t>
       </w:r>
     </w:p>
@@ -2858,6 +3626,44 @@
       </w:pPr>
       <w:r>
         <w:rPr/>
+        <w:drawing>
+          <wp:inline distT="0" distB="0" distL="0" distR="0">
+            <wp:extent cx="5760720" cy="3200400"/>
+            <wp:effectExtent l="0" t="0" r="0" b="0"/>
+            <wp:docPr id="2" name="Picture 2"/>
+            <wp:cNvGraphicFramePr>
+              <a:graphicFrameLocks xmlns:a="http://schemas.openxmlformats.org/drawingml/2006/main" noChangeAspect="1"/>
+            </wp:cNvGraphicFramePr>
+            <a:graphic xmlns:a="http://schemas.openxmlformats.org/drawingml/2006/main">
+              <a:graphicData uri="http://schemas.openxmlformats.org/drawingml/2006/picture">
+                <pic:pic xmlns:pic="http://schemas.openxmlformats.org/drawingml/2006/picture">
+                  <pic:nvPicPr>
+                    <pic:cNvPr id="2" name="Picture 2"/>
+                    <pic:cNvPicPr>
+                      <a:picLocks noChangeAspect="1" noChangeArrowheads="1"/>
+                    </pic:cNvPicPr>
+                  </pic:nvPicPr>
+                  <pic:blipFill>
+                    <a:blip r:embed="rId3"/>
+                    <a:stretch>
+                      <a:fillRect/>
+                    </a:stretch>
+                  </pic:blipFill>
+                  <pic:spPr bwMode="auto">
+                    <a:xfrm>
+                      <a:off x="0" y="0"/>
+                      <a:ext cx="5760720" cy="3200400"/>
+                    </a:xfrm>
+                    <a:prstGeom prst="rect">
+                      <a:avLst/>
+                    </a:prstGeom>
+                    <a:noFill/>
+                  </pic:spPr>
+                </pic:pic>
+              </a:graphicData>
+            </a:graphic>
+          </wp:inline>
+        </w:drawing>
       </w:r>
     </w:p>
     <w:p>
@@ -2879,6 +3685,8 @@
         <w:pStyle w:val="Heading2"/>
         <w:rPr/>
       </w:pPr>
+      <w:bookmarkStart w:id="15" w:name="__RefHeading___Toc1472_2984987124"/>
+      <w:bookmarkEnd w:id="15"/>
       <w:r>
         <w:rPr/>
         <w:t>2.4 Activity Diagram</w:t>
@@ -2902,6 +3710,44 @@
       </w:pPr>
       <w:r>
         <w:rPr/>
+        <w:drawing>
+          <wp:inline distT="0" distB="0" distL="0" distR="0">
+            <wp:extent cx="5577840" cy="3937635"/>
+            <wp:effectExtent l="0" t="0" r="0" b="0"/>
+            <wp:docPr id="3" name="Picture 3"/>
+            <wp:cNvGraphicFramePr>
+              <a:graphicFrameLocks xmlns:a="http://schemas.openxmlformats.org/drawingml/2006/main" noChangeAspect="1"/>
+            </wp:cNvGraphicFramePr>
+            <a:graphic xmlns:a="http://schemas.openxmlformats.org/drawingml/2006/main">
+              <a:graphicData uri="http://schemas.openxmlformats.org/drawingml/2006/picture">
+                <pic:pic xmlns:pic="http://schemas.openxmlformats.org/drawingml/2006/picture">
+                  <pic:nvPicPr>
+                    <pic:cNvPr id="3" name="Picture 3"/>
+                    <pic:cNvPicPr>
+                      <a:picLocks noChangeAspect="1" noChangeArrowheads="1"/>
+                    </pic:cNvPicPr>
+                  </pic:nvPicPr>
+                  <pic:blipFill>
+                    <a:blip r:embed="rId4"/>
+                    <a:stretch>
+                      <a:fillRect/>
+                    </a:stretch>
+                  </pic:blipFill>
+                  <pic:spPr bwMode="auto">
+                    <a:xfrm>
+                      <a:off x="0" y="0"/>
+                      <a:ext cx="5577840" cy="3937635"/>
+                    </a:xfrm>
+                    <a:prstGeom prst="rect">
+                      <a:avLst/>
+                    </a:prstGeom>
+                    <a:noFill/>
+                  </pic:spPr>
+                </pic:pic>
+              </a:graphicData>
+            </a:graphic>
+          </wp:inline>
+        </w:drawing>
       </w:r>
     </w:p>
     <w:p>
@@ -2923,6 +3769,8 @@
         <w:pStyle w:val="Heading2"/>
         <w:rPr/>
       </w:pPr>
+      <w:bookmarkStart w:id="16" w:name="__RefHeading___Toc1474_2984987124"/>
+      <w:bookmarkEnd w:id="16"/>
       <w:r>
         <w:rPr/>
         <w:t>2.5 Implementation</w:t>
@@ -2935,7 +3783,7 @@
       </w:pPr>
       <w:r>
         <w:rPr/>
-        <w:t>The implementation is split into clear modules rather than a single long HTML file. The HTML document defines the structure of the dashboard. The stylesheet contains the dashboard theme, responsive behaviour, and reusable control classes. The JavaScript application layer manages state and event handling. Separate modules define sample connectome data, graph generation logic, and canvas rendering. On the server side, Express routes deliver bootstrap data and receive snapshot requests. MongoDB collections are seeded automatically when the backend starts on an empty database.</w:t>
+        <w:t>The implementation is split into clear modules rather than a single monolithic file. The HTML document defines the multipage structure and the explorer dashboard layout. The stylesheet contains the scientific console theme, responsive behaviour, transitions, notes, cards, and reusable control classes. The JavaScript application layer manages state, navigation, disease switching, comparison logic, pathway presets, snapshot restoration, and event handling. Separate modules define sample connectome data, graph generation logic, and canvas rendering. On the server side, Express routes deliver bootstrap data and receive snapshot requests. MongoDB collections are seeded automatically when the backend starts on an empty database.</w:t>
       </w:r>
     </w:p>
     <w:p>
@@ -2943,6 +3791,8 @@
         <w:pStyle w:val="Heading2"/>
         <w:rPr/>
       </w:pPr>
+      <w:bookmarkStart w:id="17" w:name="__RefHeading___Toc1476_2984987124"/>
+      <w:bookmarkEnd w:id="17"/>
       <w:r>
         <w:rPr/>
         <w:t>2.6 Module-wise Code and Responsibilities</w:t>
@@ -2979,7 +3829,6 @@
             <w:pPr>
               <w:pStyle w:val="Normal"/>
               <w:widowControl/>
-              <w:suppressAutoHyphens w:val="true"/>
               <w:spacing w:before="0" w:after="120"/>
               <w:ind w:hanging="0"/>
               <w:jc w:val="center"/>
@@ -3013,7 +3862,6 @@
             <w:pPr>
               <w:pStyle w:val="Normal"/>
               <w:widowControl/>
-              <w:suppressAutoHyphens w:val="true"/>
               <w:spacing w:before="0" w:after="120"/>
               <w:ind w:hanging="0"/>
               <w:jc w:val="center"/>
@@ -3050,7 +3898,6 @@
             <w:pPr>
               <w:pStyle w:val="Normal"/>
               <w:widowControl/>
-              <w:suppressAutoHyphens w:val="true"/>
               <w:spacing w:before="0" w:after="120"/>
               <w:ind w:hanging="0"/>
               <w:jc w:val="start"/>
@@ -3082,7 +3929,6 @@
             <w:pPr>
               <w:pStyle w:val="Normal"/>
               <w:widowControl/>
-              <w:suppressAutoHyphens w:val="true"/>
               <w:spacing w:before="0" w:after="120"/>
               <w:ind w:hanging="0"/>
               <w:jc w:val="start"/>
@@ -3100,7 +3946,7 @@
                 <w:szCs w:val="22"/>
                 <w:lang w:val="en-US" w:eastAsia="en-US" w:bidi="ar-SA"/>
               </w:rPr>
-              <w:t>Defines topbar, hero, dashboard panels, matrix footer, and snapshot history section.</w:t>
+              <w:t>Defines multipage structure, explorer dashboard panels, disease-lab content blocks, and history section.</w:t>
             </w:r>
           </w:p>
         </w:tc>
@@ -3117,7 +3963,6 @@
             <w:pPr>
               <w:pStyle w:val="Normal"/>
               <w:widowControl/>
-              <w:suppressAutoHyphens w:val="true"/>
               <w:spacing w:before="0" w:after="120"/>
               <w:ind w:hanging="0"/>
               <w:jc w:val="start"/>
@@ -3149,7 +3994,6 @@
             <w:pPr>
               <w:pStyle w:val="Normal"/>
               <w:widowControl/>
-              <w:suppressAutoHyphens w:val="true"/>
               <w:spacing w:before="0" w:after="120"/>
               <w:ind w:hanging="0"/>
               <w:jc w:val="start"/>
@@ -3167,7 +4011,7 @@
                 <w:szCs w:val="22"/>
                 <w:lang w:val="en-US" w:eastAsia="en-US" w:bidi="ar-SA"/>
               </w:rPr>
-              <w:t>Styles the scientific dashboard interface, cards, controls, labels, panels, and responsive layout.</w:t>
+              <w:t>Styles the scientific dashboard interface, disease-aware themes, transitions, cards, controls, and responsive layout.</w:t>
             </w:r>
           </w:p>
         </w:tc>
@@ -3184,7 +4028,6 @@
             <w:pPr>
               <w:pStyle w:val="Normal"/>
               <w:widowControl/>
-              <w:suppressAutoHyphens w:val="true"/>
               <w:spacing w:before="0" w:after="120"/>
               <w:ind w:hanging="0"/>
               <w:jc w:val="start"/>
@@ -3216,7 +4059,6 @@
             <w:pPr>
               <w:pStyle w:val="Normal"/>
               <w:widowControl/>
-              <w:suppressAutoHyphens w:val="true"/>
               <w:spacing w:before="0" w:after="120"/>
               <w:ind w:hanging="0"/>
               <w:jc w:val="start"/>
@@ -3234,7 +4076,7 @@
                 <w:szCs w:val="22"/>
                 <w:lang w:val="en-US" w:eastAsia="en-US" w:bidi="ar-SA"/>
               </w:rPr>
-              <w:t>Stores region blueprints, network definitions, disease profiles, and sample pathways.</w:t>
+              <w:t>Stores region blueprints, network definitions, disease profiles, clinical notes, and sample pathways.</w:t>
             </w:r>
           </w:p>
         </w:tc>
@@ -3251,7 +4093,6 @@
             <w:pPr>
               <w:pStyle w:val="Normal"/>
               <w:widowControl/>
-              <w:suppressAutoHyphens w:val="true"/>
               <w:spacing w:before="0" w:after="120"/>
               <w:ind w:hanging="0"/>
               <w:jc w:val="start"/>
@@ -3283,7 +4124,6 @@
             <w:pPr>
               <w:pStyle w:val="Normal"/>
               <w:widowControl/>
-              <w:suppressAutoHyphens w:val="true"/>
               <w:spacing w:before="0" w:after="120"/>
               <w:ind w:hanging="0"/>
               <w:jc w:val="start"/>
@@ -3318,7 +4158,6 @@
             <w:pPr>
               <w:pStyle w:val="Normal"/>
               <w:widowControl/>
-              <w:suppressAutoHyphens w:val="true"/>
               <w:spacing w:before="0" w:after="120"/>
               <w:ind w:hanging="0"/>
               <w:jc w:val="start"/>
@@ -3350,7 +4189,6 @@
             <w:pPr>
               <w:pStyle w:val="Normal"/>
               <w:widowControl/>
-              <w:suppressAutoHyphens w:val="true"/>
               <w:spacing w:before="0" w:after="120"/>
               <w:ind w:hanging="0"/>
               <w:jc w:val="start"/>
@@ -3368,7 +4206,7 @@
                 <w:szCs w:val="22"/>
                 <w:lang w:val="en-US" w:eastAsia="en-US" w:bidi="ar-SA"/>
               </w:rPr>
-              <w:t>Draws graph nodes, edges, matrix, signals, and optional anatomical labels using Canvas.</w:t>
+              <w:t>Draws graph nodes, edges, matrix, disease transition effects, signals, and optional anatomical labels using Canvas.</w:t>
             </w:r>
           </w:p>
         </w:tc>
@@ -3385,7 +4223,6 @@
             <w:pPr>
               <w:pStyle w:val="Normal"/>
               <w:widowControl/>
-              <w:suppressAutoHyphens w:val="true"/>
               <w:spacing w:before="0" w:after="120"/>
               <w:ind w:hanging="0"/>
               <w:jc w:val="start"/>
@@ -3417,7 +4254,6 @@
             <w:pPr>
               <w:pStyle w:val="Normal"/>
               <w:widowControl/>
-              <w:suppressAutoHyphens w:val="true"/>
               <w:spacing w:before="0" w:after="120"/>
               <w:ind w:hanging="0"/>
               <w:jc w:val="start"/>
@@ -3435,7 +4271,7 @@
                 <w:szCs w:val="22"/>
                 <w:lang w:val="en-US" w:eastAsia="en-US" w:bidi="ar-SA"/>
               </w:rPr>
-              <w:t>Coordinates UI state, disease switching, label toggling, lesion logic, snapshot loading, and save actions.</w:t>
+              <w:t>Coordinates UI state, disease switching, compare mode, preset pathways, label toggling, lesion logic, snapshot loading, restore actions, and save actions.</w:t>
             </w:r>
           </w:p>
         </w:tc>
@@ -3452,7 +4288,6 @@
             <w:pPr>
               <w:pStyle w:val="Normal"/>
               <w:widowControl/>
-              <w:suppressAutoHyphens w:val="true"/>
               <w:spacing w:before="0" w:after="120"/>
               <w:ind w:hanging="0"/>
               <w:jc w:val="start"/>
@@ -3484,7 +4319,6 @@
             <w:pPr>
               <w:pStyle w:val="Normal"/>
               <w:widowControl/>
-              <w:suppressAutoHyphens w:val="true"/>
               <w:spacing w:before="0" w:after="120"/>
               <w:ind w:hanging="0"/>
               <w:jc w:val="start"/>
@@ -3502,7 +4336,7 @@
                 <w:szCs w:val="22"/>
                 <w:lang w:val="en-US" w:eastAsia="en-US" w:bidi="ar-SA"/>
               </w:rPr>
-              <w:t>Starts Express server, serves static files, and defines /api/health, /api/bootstrap, and /api/simulations.</w:t>
+              <w:t>Starts Express server, serves static files, and defines /api/health, /api/bootstrap, and /api/simulations with config persistence.</w:t>
             </w:r>
           </w:p>
         </w:tc>
@@ -3519,7 +4353,6 @@
             <w:pPr>
               <w:pStyle w:val="Normal"/>
               <w:widowControl/>
-              <w:suppressAutoHyphens w:val="true"/>
               <w:spacing w:before="0" w:after="120"/>
               <w:ind w:hanging="0"/>
               <w:jc w:val="start"/>
@@ -3551,7 +4384,6 @@
             <w:pPr>
               <w:pStyle w:val="Normal"/>
               <w:widowControl/>
-              <w:suppressAutoHyphens w:val="true"/>
               <w:spacing w:before="0" w:after="120"/>
               <w:ind w:hanging="0"/>
               <w:jc w:val="start"/>
@@ -3586,7 +4418,6 @@
             <w:pPr>
               <w:pStyle w:val="Normal"/>
               <w:widowControl/>
-              <w:suppressAutoHyphens w:val="true"/>
               <w:spacing w:before="0" w:after="120"/>
               <w:ind w:hanging="0"/>
               <w:jc w:val="start"/>
@@ -3618,7 +4449,6 @@
             <w:pPr>
               <w:pStyle w:val="Normal"/>
               <w:widowControl/>
-              <w:suppressAutoHyphens w:val="true"/>
               <w:spacing w:before="0" w:after="120"/>
               <w:ind w:hanging="0"/>
               <w:jc w:val="start"/>
@@ -3653,7 +4483,6 @@
             <w:pPr>
               <w:pStyle w:val="Normal"/>
               <w:widowControl/>
-              <w:suppressAutoHyphens w:val="true"/>
               <w:spacing w:before="0" w:after="120"/>
               <w:ind w:hanging="0"/>
               <w:jc w:val="start"/>
@@ -3685,7 +4514,6 @@
             <w:pPr>
               <w:pStyle w:val="Normal"/>
               <w:widowControl/>
-              <w:suppressAutoHyphens w:val="true"/>
               <w:spacing w:before="0" w:after="120"/>
               <w:ind w:hanging="0"/>
               <w:jc w:val="start"/>
@@ -3723,6 +4551,8 @@
         <w:pStyle w:val="Heading2"/>
         <w:rPr/>
       </w:pPr>
+      <w:bookmarkStart w:id="18" w:name="__RefHeading___Toc1478_2984987124"/>
+      <w:bookmarkEnd w:id="18"/>
       <w:r>
         <w:rPr/>
         <w:t>2.7 Key Logic Highlighted in Bold</w:t>
@@ -3813,14 +4643,38 @@
       </w:r>
       <w:r>
         <w:rPr/>
-        <w:t xml:space="preserve"> writes current disease, selected region, node counts, and metric values into the simulationSnapshots collection for later viewing.</w:t>
+        <w:t xml:space="preserve"> writes current disease, selected region, node counts, metric values, and restorable configuration data into the simulationSnapshots collection for later viewing.</w:t>
       </w:r>
     </w:p>
     <w:p>
       <w:pPr>
+        <w:pStyle w:val="Normal"/>
+        <w:rPr/>
+      </w:pPr>
+      <w:r>
+        <w:rPr>
+          <w:b w:val="false"/>
+        </w:rPr>
+        <w:t xml:space="preserve">The </w:t>
+      </w:r>
+      <w:r>
+        <w:rPr>
+          <w:b/>
+        </w:rPr>
+        <w:t>Disease Profile Transition Logic</w:t>
+      </w:r>
+      <w:r>
+        <w:rPr/>
+        <w:t xml:space="preserve"> changes graph styling, pathology emphasis, compare metrics, and preset pathways so switching between conditions is visibly meaningful.</w:t>
+      </w:r>
+    </w:p>
+    <w:p>
+      <w:pPr>
         <w:pStyle w:val="Heading2"/>
         <w:rPr/>
       </w:pPr>
+      <w:bookmarkStart w:id="19" w:name="__RefHeading___Toc1480_2984987124"/>
+      <w:bookmarkEnd w:id="19"/>
       <w:r>
         <w:rPr/>
         <w:t>2.8 Representative Code Snippets</w:t>
@@ -4049,7 +4903,7 @@
       </w:pPr>
       <w:r>
         <w:rPr/>
-        <w:t>Snippet 2: Canvas label toggle used to reveal anatomical names for main regions.</w:t>
+        <w:t>Snippet 2: Saved configuration restore logic used to reapply a previous simulation state from history.</w:t>
       </w:r>
     </w:p>
     <w:p>
@@ -4064,7 +4918,7 @@
           <w:rFonts w:ascii="Courier New" w:hAnsi="Courier New"/>
           <w:sz w:val="20"/>
         </w:rPr>
-        <w:t>function toggleLabels() {</w:t>
+        <w:t>function restoreSnapshot(snapshot) {</w:t>
       </w:r>
     </w:p>
     <w:p>
@@ -4086,7 +4940,73 @@
           <w:rFonts w:ascii="Courier New" w:hAnsi="Courier New"/>
           <w:sz w:val="20"/>
         </w:rPr>
-        <w:t>state.labelMode = !state.labelMode;</w:t>
+        <w:t>const config = snapshot.config || {</w:t>
+      </w:r>
+    </w:p>
+    <w:p>
+      <w:pPr>
+        <w:pStyle w:val="Normal"/>
+        <w:spacing w:lineRule="auto" w:line="288"/>
+        <w:ind w:hanging="0" w:start="720"/>
+        <w:rPr/>
+      </w:pPr>
+      <w:r>
+        <w:rPr>
+          <w:rFonts w:ascii="Courier New" w:hAnsi="Courier New"/>
+          <w:sz w:val="20"/>
+        </w:rPr>
+        <w:t xml:space="preserve">    </w:t>
+      </w:r>
+      <w:r>
+        <w:rPr>
+          <w:rFonts w:ascii="Courier New" w:hAnsi="Courier New"/>
+          <w:sz w:val="20"/>
+        </w:rPr>
+        <w:t>disease: snapshot.disease,</w:t>
+      </w:r>
+    </w:p>
+    <w:p>
+      <w:pPr>
+        <w:pStyle w:val="Normal"/>
+        <w:spacing w:lineRule="auto" w:line="288"/>
+        <w:ind w:hanging="0" w:start="720"/>
+        <w:rPr/>
+      </w:pPr>
+      <w:r>
+        <w:rPr>
+          <w:rFonts w:ascii="Courier New" w:hAnsi="Courier New"/>
+          <w:sz w:val="20"/>
+        </w:rPr>
+        <w:t xml:space="preserve">    </w:t>
+      </w:r>
+      <w:r>
+        <w:rPr>
+          <w:rFonts w:ascii="Courier New" w:hAnsi="Courier New"/>
+          <w:sz w:val="20"/>
+        </w:rPr>
+        <w:t>selectedRegion: snapshot.selectedRegion,</w:t>
+      </w:r>
+    </w:p>
+    <w:p>
+      <w:pPr>
+        <w:pStyle w:val="Normal"/>
+        <w:spacing w:lineRule="auto" w:line="288"/>
+        <w:ind w:hanging="0" w:start="720"/>
+        <w:rPr/>
+      </w:pPr>
+      <w:r>
+        <w:rPr>
+          <w:rFonts w:ascii="Courier New" w:hAnsi="Courier New"/>
+          <w:sz w:val="20"/>
+        </w:rPr>
+        <w:t xml:space="preserve">    </w:t>
+      </w:r>
+      <w:r>
+        <w:rPr>
+          <w:rFonts w:ascii="Courier New" w:hAnsi="Courier New"/>
+          <w:sz w:val="20"/>
+        </w:rPr>
+        <w:t>mode: "CONNECTOME"</w:t>
       </w:r>
     </w:p>
     <w:p>
@@ -4108,7 +5028,7 @@
           <w:rFonts w:ascii="Courier New" w:hAnsi="Courier New"/>
           <w:sz w:val="20"/>
         </w:rPr>
-        <w:t>elements.toggleLabels.classList.toggle("active", state.labelMode);</w:t>
+        <w:t>};</w:t>
       </w:r>
     </w:p>
     <w:p>
@@ -4130,7 +5050,7 @@
           <w:rFonts w:ascii="Courier New" w:hAnsi="Courier New"/>
           <w:sz w:val="20"/>
         </w:rPr>
-        <w:t>elements.toggleLabels.textContent = state.labelMode</w:t>
+        <w:t>activateView("explorer", true);</w:t>
       </w:r>
     </w:p>
     <w:p>
@@ -4145,36 +5065,14 @@
           <w:rFonts w:ascii="Courier New" w:hAnsi="Courier New"/>
           <w:sz w:val="20"/>
         </w:rPr>
-        <w:t xml:space="preserve">    </w:t>
+        <w:t xml:space="preserve">  </w:t>
       </w:r>
       <w:r>
         <w:rPr>
           <w:rFonts w:ascii="Courier New" w:hAnsi="Courier New"/>
           <w:sz w:val="20"/>
         </w:rPr>
-        <w:t>? "Hide Main Region Names"</w:t>
-      </w:r>
-    </w:p>
-    <w:p>
-      <w:pPr>
-        <w:pStyle w:val="Normal"/>
-        <w:spacing w:lineRule="auto" w:line="288"/>
-        <w:ind w:hanging="0" w:start="720"/>
-        <w:rPr/>
-      </w:pPr>
-      <w:r>
-        <w:rPr>
-          <w:rFonts w:ascii="Courier New" w:hAnsi="Courier New"/>
-          <w:sz w:val="20"/>
-        </w:rPr>
-        <w:t xml:space="preserve">    </w:t>
-      </w:r>
-      <w:r>
-        <w:rPr>
-          <w:rFonts w:ascii="Courier New" w:hAnsi="Courier New"/>
-          <w:sz w:val="20"/>
-        </w:rPr>
-        <w:t>: "Show Main Region Names";</w:t>
+        <w:t>applySavedConfig(config, { showStatus: true });</w:t>
       </w:r>
     </w:p>
     <w:p>
@@ -4197,6 +5095,8 @@
         <w:pStyle w:val="Heading2"/>
         <w:rPr/>
       </w:pPr>
+      <w:bookmarkStart w:id="20" w:name="__RefHeading___Toc1482_2984987124"/>
+      <w:bookmarkEnd w:id="20"/>
       <w:r>
         <w:rPr/>
         <w:t>2.9 GitHub Link and Folder Structure</w:t>
@@ -4209,7 +5109,7 @@
       </w:pPr>
       <w:r>
         <w:rPr/>
-        <w:t xml:space="preserve">GitHub repository link: </w:t>
+        <w:t>GitHub repository link: https://github.com/Akshith908/SYNAPSE</w:t>
       </w:r>
     </w:p>
     <w:p>
@@ -4586,6 +5486,9 @@
       <w:r>
         <w:rPr/>
       </w:r>
+      <w:r>
+        <w:br w:type="page"/>
+      </w:r>
     </w:p>
     <w:p>
       <w:pPr>
@@ -4593,6 +5496,8 @@
         <w:jc w:val="center"/>
         <w:rPr/>
       </w:pPr>
+      <w:bookmarkStart w:id="21" w:name="__RefHeading___Toc1484_2984987124"/>
+      <w:bookmarkEnd w:id="21"/>
       <w:r>
         <w:rPr/>
         <w:t>CHAPTER 3 TESTING</w:t>
@@ -4643,7 +5548,6 @@
             <w:pPr>
               <w:pStyle w:val="Normal"/>
               <w:widowControl/>
-              <w:suppressAutoHyphens w:val="true"/>
               <w:spacing w:before="0" w:after="120"/>
               <w:ind w:hanging="0"/>
               <w:jc w:val="center"/>
@@ -4677,7 +5581,6 @@
             <w:pPr>
               <w:pStyle w:val="Normal"/>
               <w:widowControl/>
-              <w:suppressAutoHyphens w:val="true"/>
               <w:spacing w:before="0" w:after="120"/>
               <w:ind w:hanging="0"/>
               <w:jc w:val="center"/>
@@ -4711,7 +5614,6 @@
             <w:pPr>
               <w:pStyle w:val="Normal"/>
               <w:widowControl/>
-              <w:suppressAutoHyphens w:val="true"/>
               <w:spacing w:before="0" w:after="120"/>
               <w:ind w:hanging="0"/>
               <w:jc w:val="center"/>
@@ -4745,7 +5647,6 @@
             <w:pPr>
               <w:pStyle w:val="Normal"/>
               <w:widowControl/>
-              <w:suppressAutoHyphens w:val="true"/>
               <w:spacing w:before="0" w:after="120"/>
               <w:ind w:hanging="0"/>
               <w:jc w:val="center"/>
@@ -4779,7 +5680,6 @@
             <w:pPr>
               <w:pStyle w:val="Normal"/>
               <w:widowControl/>
-              <w:suppressAutoHyphens w:val="true"/>
               <w:spacing w:before="0" w:after="120"/>
               <w:ind w:hanging="0"/>
               <w:jc w:val="center"/>
@@ -4813,7 +5713,6 @@
             <w:pPr>
               <w:pStyle w:val="Normal"/>
               <w:widowControl/>
-              <w:suppressAutoHyphens w:val="true"/>
               <w:spacing w:before="0" w:after="120"/>
               <w:ind w:hanging="0"/>
               <w:jc w:val="center"/>
@@ -4850,7 +5749,6 @@
             <w:pPr>
               <w:pStyle w:val="Normal"/>
               <w:widowControl/>
-              <w:suppressAutoHyphens w:val="true"/>
               <w:spacing w:before="0" w:after="120"/>
               <w:ind w:hanging="0"/>
               <w:jc w:val="start"/>
@@ -4882,7 +5780,6 @@
             <w:pPr>
               <w:pStyle w:val="Normal"/>
               <w:widowControl/>
-              <w:suppressAutoHyphens w:val="true"/>
               <w:spacing w:before="0" w:after="120"/>
               <w:ind w:hanging="0"/>
               <w:jc w:val="start"/>
@@ -4914,7 +5811,6 @@
             <w:pPr>
               <w:pStyle w:val="Normal"/>
               <w:widowControl/>
-              <w:suppressAutoHyphens w:val="true"/>
               <w:spacing w:before="0" w:after="120"/>
               <w:ind w:hanging="0"/>
               <w:jc w:val="start"/>
@@ -4946,7 +5842,6 @@
             <w:pPr>
               <w:pStyle w:val="Normal"/>
               <w:widowControl/>
-              <w:suppressAutoHyphens w:val="true"/>
               <w:spacing w:before="0" w:after="120"/>
               <w:ind w:hanging="0"/>
               <w:jc w:val="start"/>
@@ -4978,7 +5873,6 @@
             <w:pPr>
               <w:pStyle w:val="Normal"/>
               <w:widowControl/>
-              <w:suppressAutoHyphens w:val="true"/>
               <w:spacing w:before="0" w:after="120"/>
               <w:ind w:hanging="0"/>
               <w:jc w:val="start"/>
@@ -5010,7 +5904,6 @@
             <w:pPr>
               <w:pStyle w:val="Normal"/>
               <w:widowControl/>
-              <w:suppressAutoHyphens w:val="true"/>
               <w:spacing w:before="0" w:after="120"/>
               <w:ind w:hanging="0"/>
               <w:jc w:val="start"/>
@@ -5045,7 +5938,6 @@
             <w:pPr>
               <w:pStyle w:val="Normal"/>
               <w:widowControl/>
-              <w:suppressAutoHyphens w:val="true"/>
               <w:spacing w:before="0" w:after="120"/>
               <w:ind w:hanging="0"/>
               <w:jc w:val="start"/>
@@ -5077,7 +5969,6 @@
             <w:pPr>
               <w:pStyle w:val="Normal"/>
               <w:widowControl/>
-              <w:suppressAutoHyphens w:val="true"/>
               <w:spacing w:before="0" w:after="120"/>
               <w:ind w:hanging="0"/>
               <w:jc w:val="start"/>
@@ -5109,7 +6000,6 @@
             <w:pPr>
               <w:pStyle w:val="Normal"/>
               <w:widowControl/>
-              <w:suppressAutoHyphens w:val="true"/>
               <w:spacing w:before="0" w:after="120"/>
               <w:ind w:hanging="0"/>
               <w:jc w:val="start"/>
@@ -5141,7 +6031,6 @@
             <w:pPr>
               <w:pStyle w:val="Normal"/>
               <w:widowControl/>
-              <w:suppressAutoHyphens w:val="true"/>
               <w:spacing w:before="0" w:after="120"/>
               <w:ind w:hanging="0"/>
               <w:jc w:val="start"/>
@@ -5173,7 +6062,6 @@
             <w:pPr>
               <w:pStyle w:val="Normal"/>
               <w:widowControl/>
-              <w:suppressAutoHyphens w:val="true"/>
               <w:spacing w:before="0" w:after="120"/>
               <w:ind w:hanging="0"/>
               <w:jc w:val="start"/>
@@ -5205,7 +6093,6 @@
             <w:pPr>
               <w:pStyle w:val="Normal"/>
               <w:widowControl/>
-              <w:suppressAutoHyphens w:val="true"/>
               <w:spacing w:before="0" w:after="120"/>
               <w:ind w:hanging="0"/>
               <w:jc w:val="start"/>
@@ -5240,7 +6127,6 @@
             <w:pPr>
               <w:pStyle w:val="Normal"/>
               <w:widowControl/>
-              <w:suppressAutoHyphens w:val="true"/>
               <w:spacing w:before="0" w:after="120"/>
               <w:ind w:hanging="0"/>
               <w:jc w:val="start"/>
@@ -5272,7 +6158,6 @@
             <w:pPr>
               <w:pStyle w:val="Normal"/>
               <w:widowControl/>
-              <w:suppressAutoHyphens w:val="true"/>
               <w:spacing w:before="0" w:after="120"/>
               <w:ind w:hanging="0"/>
               <w:jc w:val="start"/>
@@ -5304,7 +6189,6 @@
             <w:pPr>
               <w:pStyle w:val="Normal"/>
               <w:widowControl/>
-              <w:suppressAutoHyphens w:val="true"/>
               <w:spacing w:before="0" w:after="120"/>
               <w:ind w:hanging="0"/>
               <w:jc w:val="start"/>
@@ -5336,7 +6220,6 @@
             <w:pPr>
               <w:pStyle w:val="Normal"/>
               <w:widowControl/>
-              <w:suppressAutoHyphens w:val="true"/>
               <w:spacing w:before="0" w:after="120"/>
               <w:ind w:hanging="0"/>
               <w:jc w:val="start"/>
@@ -5368,7 +6251,6 @@
             <w:pPr>
               <w:pStyle w:val="Normal"/>
               <w:widowControl/>
-              <w:suppressAutoHyphens w:val="true"/>
               <w:spacing w:before="0" w:after="120"/>
               <w:ind w:hanging="0"/>
               <w:jc w:val="start"/>
@@ -5400,7 +6282,6 @@
             <w:pPr>
               <w:pStyle w:val="Normal"/>
               <w:widowControl/>
-              <w:suppressAutoHyphens w:val="true"/>
               <w:spacing w:before="0" w:after="120"/>
               <w:ind w:hanging="0"/>
               <w:jc w:val="start"/>
@@ -5435,7 +6316,6 @@
             <w:pPr>
               <w:pStyle w:val="Normal"/>
               <w:widowControl/>
-              <w:suppressAutoHyphens w:val="true"/>
               <w:spacing w:before="0" w:after="120"/>
               <w:ind w:hanging="0"/>
               <w:jc w:val="start"/>
@@ -5467,7 +6347,6 @@
             <w:pPr>
               <w:pStyle w:val="Normal"/>
               <w:widowControl/>
-              <w:suppressAutoHyphens w:val="true"/>
               <w:spacing w:before="0" w:after="120"/>
               <w:ind w:hanging="0"/>
               <w:jc w:val="start"/>
@@ -5499,7 +6378,6 @@
             <w:pPr>
               <w:pStyle w:val="Normal"/>
               <w:widowControl/>
-              <w:suppressAutoHyphens w:val="true"/>
               <w:spacing w:before="0" w:after="120"/>
               <w:ind w:hanging="0"/>
               <w:jc w:val="start"/>
@@ -5531,7 +6409,6 @@
             <w:pPr>
               <w:pStyle w:val="Normal"/>
               <w:widowControl/>
-              <w:suppressAutoHyphens w:val="true"/>
               <w:spacing w:before="0" w:after="120"/>
               <w:ind w:hanging="0"/>
               <w:jc w:val="start"/>
@@ -5563,7 +6440,6 @@
             <w:pPr>
               <w:pStyle w:val="Normal"/>
               <w:widowControl/>
-              <w:suppressAutoHyphens w:val="true"/>
               <w:spacing w:before="0" w:after="120"/>
               <w:ind w:hanging="0"/>
               <w:jc w:val="start"/>
@@ -5595,7 +6471,6 @@
             <w:pPr>
               <w:pStyle w:val="Normal"/>
               <w:widowControl/>
-              <w:suppressAutoHyphens w:val="true"/>
               <w:spacing w:before="0" w:after="120"/>
               <w:ind w:hanging="0"/>
               <w:jc w:val="start"/>
@@ -5630,7 +6505,6 @@
             <w:pPr>
               <w:pStyle w:val="Normal"/>
               <w:widowControl/>
-              <w:suppressAutoHyphens w:val="true"/>
               <w:spacing w:before="0" w:after="120"/>
               <w:ind w:hanging="0"/>
               <w:jc w:val="start"/>
@@ -5662,7 +6536,6 @@
             <w:pPr>
               <w:pStyle w:val="Normal"/>
               <w:widowControl/>
-              <w:suppressAutoHyphens w:val="true"/>
               <w:spacing w:before="0" w:after="120"/>
               <w:ind w:hanging="0"/>
               <w:jc w:val="start"/>
@@ -5694,7 +6567,6 @@
             <w:pPr>
               <w:pStyle w:val="Normal"/>
               <w:widowControl/>
-              <w:suppressAutoHyphens w:val="true"/>
               <w:spacing w:before="0" w:after="120"/>
               <w:ind w:hanging="0"/>
               <w:jc w:val="start"/>
@@ -5726,7 +6598,6 @@
             <w:pPr>
               <w:pStyle w:val="Normal"/>
               <w:widowControl/>
-              <w:suppressAutoHyphens w:val="true"/>
               <w:spacing w:before="0" w:after="120"/>
               <w:ind w:hanging="0"/>
               <w:jc w:val="start"/>
@@ -5758,7 +6629,6 @@
             <w:pPr>
               <w:pStyle w:val="Normal"/>
               <w:widowControl/>
-              <w:suppressAutoHyphens w:val="true"/>
               <w:spacing w:before="0" w:after="120"/>
               <w:ind w:hanging="0"/>
               <w:jc w:val="start"/>
@@ -5790,7 +6660,6 @@
             <w:pPr>
               <w:pStyle w:val="Normal"/>
               <w:widowControl/>
-              <w:suppressAutoHyphens w:val="true"/>
               <w:spacing w:before="0" w:after="120"/>
               <w:ind w:hanging="0"/>
               <w:jc w:val="start"/>
@@ -5825,7 +6694,6 @@
             <w:pPr>
               <w:pStyle w:val="Normal"/>
               <w:widowControl/>
-              <w:suppressAutoHyphens w:val="true"/>
               <w:spacing w:before="0" w:after="120"/>
               <w:ind w:hanging="0"/>
               <w:jc w:val="start"/>
@@ -5857,7 +6725,6 @@
             <w:pPr>
               <w:pStyle w:val="Normal"/>
               <w:widowControl/>
-              <w:suppressAutoHyphens w:val="true"/>
               <w:spacing w:before="0" w:after="120"/>
               <w:ind w:hanging="0"/>
               <w:jc w:val="start"/>
@@ -5889,7 +6756,6 @@
             <w:pPr>
               <w:pStyle w:val="Normal"/>
               <w:widowControl/>
-              <w:suppressAutoHyphens w:val="true"/>
               <w:spacing w:before="0" w:after="120"/>
               <w:ind w:hanging="0"/>
               <w:jc w:val="start"/>
@@ -5921,7 +6787,6 @@
             <w:pPr>
               <w:pStyle w:val="Normal"/>
               <w:widowControl/>
-              <w:suppressAutoHyphens w:val="true"/>
               <w:spacing w:before="0" w:after="120"/>
               <w:ind w:hanging="0"/>
               <w:jc w:val="start"/>
@@ -5939,7 +6804,7 @@
                 <w:szCs w:val="22"/>
                 <w:lang w:val="en-US" w:eastAsia="en-US" w:bidi="ar-SA"/>
               </w:rPr>
-              <w:t>Metrics and affected region tags update.</w:t>
+              <w:t>Metrics, notes, and affected region tags update.</w:t>
             </w:r>
           </w:p>
         </w:tc>
@@ -5953,7 +6818,6 @@
             <w:pPr>
               <w:pStyle w:val="Normal"/>
               <w:widowControl/>
-              <w:suppressAutoHyphens w:val="true"/>
               <w:spacing w:before="0" w:after="120"/>
               <w:ind w:hanging="0"/>
               <w:jc w:val="start"/>
@@ -5971,7 +6835,7 @@
                 <w:szCs w:val="22"/>
                 <w:lang w:val="en-US" w:eastAsia="en-US" w:bidi="ar-SA"/>
               </w:rPr>
-              <w:t>Disease metrics and full-name affected regions updated.</w:t>
+              <w:t>Disease metrics, clinical notes, and full-name affected regions updated.</w:t>
             </w:r>
           </w:p>
         </w:tc>
@@ -5985,7 +6849,6 @@
             <w:pPr>
               <w:pStyle w:val="Normal"/>
               <w:widowControl/>
-              <w:suppressAutoHyphens w:val="true"/>
               <w:spacing w:before="0" w:after="120"/>
               <w:ind w:hanging="0"/>
               <w:jc w:val="start"/>
@@ -6020,7 +6883,6 @@
             <w:pPr>
               <w:pStyle w:val="Normal"/>
               <w:widowControl/>
-              <w:suppressAutoHyphens w:val="true"/>
               <w:spacing w:before="0" w:after="120"/>
               <w:ind w:hanging="0"/>
               <w:jc w:val="start"/>
@@ -6052,7 +6914,6 @@
             <w:pPr>
               <w:pStyle w:val="Normal"/>
               <w:widowControl/>
-              <w:suppressAutoHyphens w:val="true"/>
               <w:spacing w:before="0" w:after="120"/>
               <w:ind w:hanging="0"/>
               <w:jc w:val="start"/>
@@ -6084,7 +6945,6 @@
             <w:pPr>
               <w:pStyle w:val="Normal"/>
               <w:widowControl/>
-              <w:suppressAutoHyphens w:val="true"/>
               <w:spacing w:before="0" w:after="120"/>
               <w:ind w:hanging="0"/>
               <w:jc w:val="start"/>
@@ -6116,7 +6976,6 @@
             <w:pPr>
               <w:pStyle w:val="Normal"/>
               <w:widowControl/>
-              <w:suppressAutoHyphens w:val="true"/>
               <w:spacing w:before="0" w:after="120"/>
               <w:ind w:hanging="0"/>
               <w:jc w:val="start"/>
@@ -6148,7 +7007,6 @@
             <w:pPr>
               <w:pStyle w:val="Normal"/>
               <w:widowControl/>
-              <w:suppressAutoHyphens w:val="true"/>
               <w:spacing w:before="0" w:after="120"/>
               <w:ind w:hanging="0"/>
               <w:jc w:val="start"/>
@@ -6180,7 +7038,6 @@
             <w:pPr>
               <w:pStyle w:val="Normal"/>
               <w:widowControl/>
-              <w:suppressAutoHyphens w:val="true"/>
               <w:spacing w:before="0" w:after="120"/>
               <w:ind w:hanging="0"/>
               <w:jc w:val="start"/>
@@ -6215,7 +7072,6 @@
             <w:pPr>
               <w:pStyle w:val="Normal"/>
               <w:widowControl/>
-              <w:suppressAutoHyphens w:val="true"/>
               <w:spacing w:before="0" w:after="120"/>
               <w:ind w:hanging="0"/>
               <w:jc w:val="start"/>
@@ -6247,7 +7103,6 @@
             <w:pPr>
               <w:pStyle w:val="Normal"/>
               <w:widowControl/>
-              <w:suppressAutoHyphens w:val="true"/>
               <w:spacing w:before="0" w:after="120"/>
               <w:ind w:hanging="0"/>
               <w:jc w:val="start"/>
@@ -6279,7 +7134,6 @@
             <w:pPr>
               <w:pStyle w:val="Normal"/>
               <w:widowControl/>
-              <w:suppressAutoHyphens w:val="true"/>
               <w:spacing w:before="0" w:after="120"/>
               <w:ind w:hanging="0"/>
               <w:jc w:val="start"/>
@@ -6311,7 +7165,6 @@
             <w:pPr>
               <w:pStyle w:val="Normal"/>
               <w:widowControl/>
-              <w:suppressAutoHyphens w:val="true"/>
               <w:spacing w:before="0" w:after="120"/>
               <w:ind w:hanging="0"/>
               <w:jc w:val="start"/>
@@ -6343,7 +7196,6 @@
             <w:pPr>
               <w:pStyle w:val="Normal"/>
               <w:widowControl/>
-              <w:suppressAutoHyphens w:val="true"/>
               <w:spacing w:before="0" w:after="120"/>
               <w:ind w:hanging="0"/>
               <w:jc w:val="start"/>
@@ -6375,7 +7227,6 @@
             <w:pPr>
               <w:pStyle w:val="Normal"/>
               <w:widowControl/>
-              <w:suppressAutoHyphens w:val="true"/>
               <w:spacing w:before="0" w:after="120"/>
               <w:ind w:hanging="0"/>
               <w:jc w:val="start"/>
@@ -6410,7 +7261,6 @@
             <w:pPr>
               <w:pStyle w:val="Normal"/>
               <w:widowControl/>
-              <w:suppressAutoHyphens w:val="true"/>
               <w:spacing w:before="0" w:after="120"/>
               <w:ind w:hanging="0"/>
               <w:jc w:val="start"/>
@@ -6442,7 +7292,6 @@
             <w:pPr>
               <w:pStyle w:val="Normal"/>
               <w:widowControl/>
-              <w:suppressAutoHyphens w:val="true"/>
               <w:spacing w:before="0" w:after="120"/>
               <w:ind w:hanging="0"/>
               <w:jc w:val="start"/>
@@ -6474,7 +7323,6 @@
             <w:pPr>
               <w:pStyle w:val="Normal"/>
               <w:widowControl/>
-              <w:suppressAutoHyphens w:val="true"/>
               <w:spacing w:before="0" w:after="120"/>
               <w:ind w:hanging="0"/>
               <w:jc w:val="start"/>
@@ -6506,7 +7354,6 @@
             <w:pPr>
               <w:pStyle w:val="Normal"/>
               <w:widowControl/>
-              <w:suppressAutoHyphens w:val="true"/>
               <w:spacing w:before="0" w:after="120"/>
               <w:ind w:hanging="0"/>
               <w:jc w:val="start"/>
@@ -6538,7 +7385,6 @@
             <w:pPr>
               <w:pStyle w:val="Normal"/>
               <w:widowControl/>
-              <w:suppressAutoHyphens w:val="true"/>
               <w:spacing w:before="0" w:after="120"/>
               <w:ind w:hanging="0"/>
               <w:jc w:val="start"/>
@@ -6570,7 +7416,6 @@
             <w:pPr>
               <w:pStyle w:val="Normal"/>
               <w:widowControl/>
-              <w:suppressAutoHyphens w:val="true"/>
               <w:spacing w:before="0" w:after="120"/>
               <w:ind w:hanging="0"/>
               <w:jc w:val="start"/>
@@ -6605,7 +7450,6 @@
             <w:pPr>
               <w:pStyle w:val="Normal"/>
               <w:widowControl/>
-              <w:suppressAutoHyphens w:val="true"/>
               <w:spacing w:before="0" w:after="120"/>
               <w:ind w:hanging="0"/>
               <w:jc w:val="start"/>
@@ -6637,7 +7481,6 @@
             <w:pPr>
               <w:pStyle w:val="Normal"/>
               <w:widowControl/>
-              <w:suppressAutoHyphens w:val="true"/>
               <w:spacing w:before="0" w:after="120"/>
               <w:ind w:hanging="0"/>
               <w:jc w:val="start"/>
@@ -6655,7 +7498,7 @@
                 <w:szCs w:val="22"/>
                 <w:lang w:val="en-US" w:eastAsia="en-US" w:bidi="ar-SA"/>
               </w:rPr>
-              <w:t>Snapshot save</w:t>
+              <w:t>Preset pathways</w:t>
             </w:r>
           </w:p>
         </w:tc>
@@ -6669,7 +7512,6 @@
             <w:pPr>
               <w:pStyle w:val="Normal"/>
               <w:widowControl/>
-              <w:suppressAutoHyphens w:val="true"/>
               <w:spacing w:before="0" w:after="120"/>
               <w:ind w:hanging="0"/>
               <w:jc w:val="start"/>
@@ -6687,7 +7529,7 @@
                 <w:szCs w:val="22"/>
                 <w:lang w:val="en-US" w:eastAsia="en-US" w:bidi="ar-SA"/>
               </w:rPr>
-              <w:t>Click Save Snapshot with backend active.</w:t>
+              <w:t>Use a disease-specific preset pathway button.</w:t>
             </w:r>
           </w:p>
         </w:tc>
@@ -6701,7 +7543,6 @@
             <w:pPr>
               <w:pStyle w:val="Normal"/>
               <w:widowControl/>
-              <w:suppressAutoHyphens w:val="true"/>
               <w:spacing w:before="0" w:after="120"/>
               <w:ind w:hanging="0"/>
               <w:jc w:val="start"/>
@@ -6719,7 +7560,7 @@
                 <w:szCs w:val="22"/>
                 <w:lang w:val="en-US" w:eastAsia="en-US" w:bidi="ar-SA"/>
               </w:rPr>
-              <w:t>Snapshot saved in MongoDB and history refreshes.</w:t>
+              <w:t>Source/target update and pathway is traced automatically.</w:t>
             </w:r>
           </w:p>
         </w:tc>
@@ -6733,7 +7574,6 @@
             <w:pPr>
               <w:pStyle w:val="Normal"/>
               <w:widowControl/>
-              <w:suppressAutoHyphens w:val="true"/>
               <w:spacing w:before="0" w:after="120"/>
               <w:ind w:hanging="0"/>
               <w:jc w:val="start"/>
@@ -6751,7 +7591,7 @@
                 <w:szCs w:val="22"/>
                 <w:lang w:val="en-US" w:eastAsia="en-US" w:bidi="ar-SA"/>
               </w:rPr>
-              <w:t>Snapshot item created and shown in history list.</w:t>
+              <w:t>Preset controls triggered visible pathway updates.</w:t>
             </w:r>
           </w:p>
         </w:tc>
@@ -6765,7 +7605,6 @@
             <w:pPr>
               <w:pStyle w:val="Normal"/>
               <w:widowControl/>
-              <w:suppressAutoHyphens w:val="true"/>
               <w:spacing w:before="0" w:after="120"/>
               <w:ind w:hanging="0"/>
               <w:jc w:val="start"/>
@@ -6800,7 +7639,6 @@
             <w:pPr>
               <w:pStyle w:val="Normal"/>
               <w:widowControl/>
-              <w:suppressAutoHyphens w:val="true"/>
               <w:spacing w:before="0" w:after="120"/>
               <w:ind w:hanging="0"/>
               <w:jc w:val="start"/>
@@ -6832,7 +7670,6 @@
             <w:pPr>
               <w:pStyle w:val="Normal"/>
               <w:widowControl/>
-              <w:suppressAutoHyphens w:val="true"/>
               <w:spacing w:before="0" w:after="120"/>
               <w:ind w:hanging="0"/>
               <w:jc w:val="start"/>
@@ -6850,7 +7687,7 @@
                 <w:szCs w:val="22"/>
                 <w:lang w:val="en-US" w:eastAsia="en-US" w:bidi="ar-SA"/>
               </w:rPr>
-              <w:t>API health</w:t>
+              <w:t>Snapshot save</w:t>
             </w:r>
           </w:p>
         </w:tc>
@@ -6864,7 +7701,6 @@
             <w:pPr>
               <w:pStyle w:val="Normal"/>
               <w:widowControl/>
-              <w:suppressAutoHyphens w:val="true"/>
               <w:spacing w:before="0" w:after="120"/>
               <w:ind w:hanging="0"/>
               <w:jc w:val="start"/>
@@ -6882,7 +7718,7 @@
                 <w:szCs w:val="22"/>
                 <w:lang w:val="en-US" w:eastAsia="en-US" w:bidi="ar-SA"/>
               </w:rPr>
-              <w:t>Call GET /api/health.</w:t>
+              <w:t>Click Save Snapshot with backend active.</w:t>
             </w:r>
           </w:p>
         </w:tc>
@@ -6896,7 +7732,6 @@
             <w:pPr>
               <w:pStyle w:val="Normal"/>
               <w:widowControl/>
-              <w:suppressAutoHyphens w:val="true"/>
               <w:spacing w:before="0" w:after="120"/>
               <w:ind w:hanging="0"/>
               <w:jc w:val="start"/>
@@ -6914,7 +7749,7 @@
                 <w:szCs w:val="22"/>
                 <w:lang w:val="en-US" w:eastAsia="en-US" w:bidi="ar-SA"/>
               </w:rPr>
-              <w:t>API returns ok status and database name.</w:t>
+              <w:t>Snapshot saved in MongoDB and history refreshes.</w:t>
             </w:r>
           </w:p>
         </w:tc>
@@ -6928,7 +7763,6 @@
             <w:pPr>
               <w:pStyle w:val="Normal"/>
               <w:widowControl/>
-              <w:suppressAutoHyphens w:val="true"/>
               <w:spacing w:before="0" w:after="120"/>
               <w:ind w:hanging="0"/>
               <w:jc w:val="start"/>
@@ -6946,7 +7780,7 @@
                 <w:szCs w:val="22"/>
                 <w:lang w:val="en-US" w:eastAsia="en-US" w:bidi="ar-SA"/>
               </w:rPr>
-              <w:t>API returned JSON with ok=true.</w:t>
+              <w:t>Snapshot item created and shown in history list.</w:t>
             </w:r>
           </w:p>
         </w:tc>
@@ -6960,7 +7794,6 @@
             <w:pPr>
               <w:pStyle w:val="Normal"/>
               <w:widowControl/>
-              <w:suppressAutoHyphens w:val="true"/>
               <w:spacing w:before="0" w:after="120"/>
               <w:ind w:hanging="0"/>
               <w:jc w:val="start"/>
@@ -6995,7 +7828,6 @@
             <w:pPr>
               <w:pStyle w:val="Normal"/>
               <w:widowControl/>
-              <w:suppressAutoHyphens w:val="true"/>
               <w:spacing w:before="0" w:after="120"/>
               <w:ind w:hanging="0"/>
               <w:jc w:val="start"/>
@@ -7027,7 +7859,384 @@
             <w:pPr>
               <w:pStyle w:val="Normal"/>
               <w:widowControl/>
-              <w:suppressAutoHyphens w:val="true"/>
+              <w:spacing w:before="0" w:after="120"/>
+              <w:ind w:hanging="0"/>
+              <w:jc w:val="start"/>
+              <w:rPr>
+                <w:rFonts w:eastAsia="ＭＳ 明朝" w:cs=""/>
+                <w:kern w:val="0"/>
+                <w:szCs w:val="22"/>
+                <w:lang w:val="en-US" w:eastAsia="en-US" w:bidi="ar-SA"/>
+              </w:rPr>
+            </w:pPr>
+            <w:r>
+              <w:rPr>
+                <w:rFonts w:eastAsia="ＭＳ 明朝" w:cs=""/>
+                <w:kern w:val="0"/>
+                <w:szCs w:val="22"/>
+                <w:lang w:val="en-US" w:eastAsia="en-US" w:bidi="ar-SA"/>
+              </w:rPr>
+              <w:t>Snapshot restore</w:t>
+            </w:r>
+          </w:p>
+        </w:tc>
+        <w:tc>
+          <w:tcPr>
+            <w:tcW w:w="1474" w:type="dxa"/>
+            <w:tcBorders/>
+            <w:vAlign w:val="center"/>
+          </w:tcPr>
+          <w:p>
+            <w:pPr>
+              <w:pStyle w:val="Normal"/>
+              <w:widowControl/>
+              <w:spacing w:before="0" w:after="120"/>
+              <w:ind w:hanging="0"/>
+              <w:jc w:val="start"/>
+              <w:rPr>
+                <w:rFonts w:eastAsia="ＭＳ 明朝" w:cs=""/>
+                <w:kern w:val="0"/>
+                <w:szCs w:val="22"/>
+                <w:lang w:val="en-US" w:eastAsia="en-US" w:bidi="ar-SA"/>
+              </w:rPr>
+            </w:pPr>
+            <w:r>
+              <w:rPr>
+                <w:rFonts w:eastAsia="ＭＳ 明朝" w:cs=""/>
+                <w:kern w:val="0"/>
+                <w:szCs w:val="22"/>
+                <w:lang w:val="en-US" w:eastAsia="en-US" w:bidi="ar-SA"/>
+              </w:rPr>
+              <w:t>Click Restore Config from history.</w:t>
+            </w:r>
+          </w:p>
+        </w:tc>
+        <w:tc>
+          <w:tcPr>
+            <w:tcW w:w="1473" w:type="dxa"/>
+            <w:tcBorders/>
+            <w:vAlign w:val="center"/>
+          </w:tcPr>
+          <w:p>
+            <w:pPr>
+              <w:pStyle w:val="Normal"/>
+              <w:widowControl/>
+              <w:spacing w:before="0" w:after="120"/>
+              <w:ind w:hanging="0"/>
+              <w:jc w:val="start"/>
+              <w:rPr>
+                <w:rFonts w:eastAsia="ＭＳ 明朝" w:cs=""/>
+                <w:kern w:val="0"/>
+                <w:szCs w:val="22"/>
+                <w:lang w:val="en-US" w:eastAsia="en-US" w:bidi="ar-SA"/>
+              </w:rPr>
+            </w:pPr>
+            <w:r>
+              <w:rPr>
+                <w:rFonts w:eastAsia="ＭＳ 明朝" w:cs=""/>
+                <w:kern w:val="0"/>
+                <w:szCs w:val="22"/>
+                <w:lang w:val="en-US" w:eastAsia="en-US" w:bidi="ar-SA"/>
+              </w:rPr>
+              <w:t>Saved disease and controls are reapplied.</w:t>
+            </w:r>
+          </w:p>
+        </w:tc>
+        <w:tc>
+          <w:tcPr>
+            <w:tcW w:w="1472" w:type="dxa"/>
+            <w:tcBorders/>
+            <w:vAlign w:val="center"/>
+          </w:tcPr>
+          <w:p>
+            <w:pPr>
+              <w:pStyle w:val="Normal"/>
+              <w:widowControl/>
+              <w:spacing w:before="0" w:after="120"/>
+              <w:ind w:hanging="0"/>
+              <w:jc w:val="start"/>
+              <w:rPr>
+                <w:rFonts w:eastAsia="ＭＳ 明朝" w:cs=""/>
+                <w:kern w:val="0"/>
+                <w:szCs w:val="22"/>
+                <w:lang w:val="en-US" w:eastAsia="en-US" w:bidi="ar-SA"/>
+              </w:rPr>
+            </w:pPr>
+            <w:r>
+              <w:rPr>
+                <w:rFonts w:eastAsia="ＭＳ 明朝" w:cs=""/>
+                <w:kern w:val="0"/>
+                <w:szCs w:val="22"/>
+                <w:lang w:val="en-US" w:eastAsia="en-US" w:bidi="ar-SA"/>
+              </w:rPr>
+              <w:t>Explorer restored the prior run configuration.</w:t>
+            </w:r>
+          </w:p>
+        </w:tc>
+        <w:tc>
+          <w:tcPr>
+            <w:tcW w:w="1474" w:type="dxa"/>
+            <w:tcBorders/>
+            <w:vAlign w:val="center"/>
+          </w:tcPr>
+          <w:p>
+            <w:pPr>
+              <w:pStyle w:val="Normal"/>
+              <w:widowControl/>
+              <w:spacing w:before="0" w:after="120"/>
+              <w:ind w:hanging="0"/>
+              <w:jc w:val="start"/>
+              <w:rPr>
+                <w:rFonts w:eastAsia="ＭＳ 明朝" w:cs=""/>
+                <w:kern w:val="0"/>
+                <w:szCs w:val="22"/>
+                <w:lang w:val="en-US" w:eastAsia="en-US" w:bidi="ar-SA"/>
+              </w:rPr>
+            </w:pPr>
+            <w:r>
+              <w:rPr>
+                <w:rFonts w:eastAsia="ＭＳ 明朝" w:cs=""/>
+                <w:kern w:val="0"/>
+                <w:szCs w:val="22"/>
+                <w:lang w:val="en-US" w:eastAsia="en-US" w:bidi="ar-SA"/>
+              </w:rPr>
+              <w:t>Pass</w:t>
+            </w:r>
+          </w:p>
+        </w:tc>
+      </w:tr>
+      <w:tr>
+        <w:trPr/>
+        <w:tc>
+          <w:tcPr>
+            <w:tcW w:w="1473" w:type="dxa"/>
+            <w:tcBorders/>
+            <w:vAlign w:val="center"/>
+          </w:tcPr>
+          <w:p>
+            <w:pPr>
+              <w:pStyle w:val="Normal"/>
+              <w:widowControl/>
+              <w:spacing w:before="0" w:after="120"/>
+              <w:ind w:hanging="0"/>
+              <w:jc w:val="start"/>
+              <w:rPr>
+                <w:rFonts w:eastAsia="ＭＳ 明朝" w:cs=""/>
+                <w:kern w:val="0"/>
+                <w:szCs w:val="22"/>
+                <w:lang w:val="en-US" w:eastAsia="en-US" w:bidi="ar-SA"/>
+              </w:rPr>
+            </w:pPr>
+            <w:r>
+              <w:rPr>
+                <w:rFonts w:eastAsia="ＭＳ 明朝" w:cs=""/>
+                <w:kern w:val="0"/>
+                <w:szCs w:val="22"/>
+                <w:lang w:val="en-US" w:eastAsia="en-US" w:bidi="ar-SA"/>
+              </w:rPr>
+              <w:t>TC-13</w:t>
+            </w:r>
+          </w:p>
+        </w:tc>
+        <w:tc>
+          <w:tcPr>
+            <w:tcW w:w="1472" w:type="dxa"/>
+            <w:tcBorders/>
+            <w:vAlign w:val="center"/>
+          </w:tcPr>
+          <w:p>
+            <w:pPr>
+              <w:pStyle w:val="Normal"/>
+              <w:widowControl/>
+              <w:spacing w:before="0" w:after="120"/>
+              <w:ind w:hanging="0"/>
+              <w:jc w:val="start"/>
+              <w:rPr>
+                <w:rFonts w:eastAsia="ＭＳ 明朝" w:cs=""/>
+                <w:kern w:val="0"/>
+                <w:szCs w:val="22"/>
+                <w:lang w:val="en-US" w:eastAsia="en-US" w:bidi="ar-SA"/>
+              </w:rPr>
+            </w:pPr>
+            <w:r>
+              <w:rPr>
+                <w:rFonts w:eastAsia="ＭＳ 明朝" w:cs=""/>
+                <w:kern w:val="0"/>
+                <w:szCs w:val="22"/>
+                <w:lang w:val="en-US" w:eastAsia="en-US" w:bidi="ar-SA"/>
+              </w:rPr>
+              <w:t>API health</w:t>
+            </w:r>
+          </w:p>
+        </w:tc>
+        <w:tc>
+          <w:tcPr>
+            <w:tcW w:w="1474" w:type="dxa"/>
+            <w:tcBorders/>
+            <w:vAlign w:val="center"/>
+          </w:tcPr>
+          <w:p>
+            <w:pPr>
+              <w:pStyle w:val="Normal"/>
+              <w:widowControl/>
+              <w:spacing w:before="0" w:after="120"/>
+              <w:ind w:hanging="0"/>
+              <w:jc w:val="start"/>
+              <w:rPr>
+                <w:rFonts w:eastAsia="ＭＳ 明朝" w:cs=""/>
+                <w:kern w:val="0"/>
+                <w:szCs w:val="22"/>
+                <w:lang w:val="en-US" w:eastAsia="en-US" w:bidi="ar-SA"/>
+              </w:rPr>
+            </w:pPr>
+            <w:r>
+              <w:rPr>
+                <w:rFonts w:eastAsia="ＭＳ 明朝" w:cs=""/>
+                <w:kern w:val="0"/>
+                <w:szCs w:val="22"/>
+                <w:lang w:val="en-US" w:eastAsia="en-US" w:bidi="ar-SA"/>
+              </w:rPr>
+              <w:t>Call GET /api/health.</w:t>
+            </w:r>
+          </w:p>
+        </w:tc>
+        <w:tc>
+          <w:tcPr>
+            <w:tcW w:w="1473" w:type="dxa"/>
+            <w:tcBorders/>
+            <w:vAlign w:val="center"/>
+          </w:tcPr>
+          <w:p>
+            <w:pPr>
+              <w:pStyle w:val="Normal"/>
+              <w:widowControl/>
+              <w:spacing w:before="0" w:after="120"/>
+              <w:ind w:hanging="0"/>
+              <w:jc w:val="start"/>
+              <w:rPr>
+                <w:rFonts w:eastAsia="ＭＳ 明朝" w:cs=""/>
+                <w:kern w:val="0"/>
+                <w:szCs w:val="22"/>
+                <w:lang w:val="en-US" w:eastAsia="en-US" w:bidi="ar-SA"/>
+              </w:rPr>
+            </w:pPr>
+            <w:r>
+              <w:rPr>
+                <w:rFonts w:eastAsia="ＭＳ 明朝" w:cs=""/>
+                <w:kern w:val="0"/>
+                <w:szCs w:val="22"/>
+                <w:lang w:val="en-US" w:eastAsia="en-US" w:bidi="ar-SA"/>
+              </w:rPr>
+              <w:t>API returns ok status and database name.</w:t>
+            </w:r>
+          </w:p>
+        </w:tc>
+        <w:tc>
+          <w:tcPr>
+            <w:tcW w:w="1472" w:type="dxa"/>
+            <w:tcBorders/>
+            <w:vAlign w:val="center"/>
+          </w:tcPr>
+          <w:p>
+            <w:pPr>
+              <w:pStyle w:val="Normal"/>
+              <w:widowControl/>
+              <w:spacing w:before="0" w:after="120"/>
+              <w:ind w:hanging="0"/>
+              <w:jc w:val="start"/>
+              <w:rPr>
+                <w:rFonts w:eastAsia="ＭＳ 明朝" w:cs=""/>
+                <w:kern w:val="0"/>
+                <w:szCs w:val="22"/>
+                <w:lang w:val="en-US" w:eastAsia="en-US" w:bidi="ar-SA"/>
+              </w:rPr>
+            </w:pPr>
+            <w:r>
+              <w:rPr>
+                <w:rFonts w:eastAsia="ＭＳ 明朝" w:cs=""/>
+                <w:kern w:val="0"/>
+                <w:szCs w:val="22"/>
+                <w:lang w:val="en-US" w:eastAsia="en-US" w:bidi="ar-SA"/>
+              </w:rPr>
+              <w:t>API returned JSON with ok=true.</w:t>
+            </w:r>
+          </w:p>
+        </w:tc>
+        <w:tc>
+          <w:tcPr>
+            <w:tcW w:w="1474" w:type="dxa"/>
+            <w:tcBorders/>
+            <w:vAlign w:val="center"/>
+          </w:tcPr>
+          <w:p>
+            <w:pPr>
+              <w:pStyle w:val="Normal"/>
+              <w:widowControl/>
+              <w:spacing w:before="0" w:after="120"/>
+              <w:ind w:hanging="0"/>
+              <w:jc w:val="start"/>
+              <w:rPr>
+                <w:rFonts w:eastAsia="ＭＳ 明朝" w:cs=""/>
+                <w:kern w:val="0"/>
+                <w:szCs w:val="22"/>
+                <w:lang w:val="en-US" w:eastAsia="en-US" w:bidi="ar-SA"/>
+              </w:rPr>
+            </w:pPr>
+            <w:r>
+              <w:rPr>
+                <w:rFonts w:eastAsia="ＭＳ 明朝" w:cs=""/>
+                <w:kern w:val="0"/>
+                <w:szCs w:val="22"/>
+                <w:lang w:val="en-US" w:eastAsia="en-US" w:bidi="ar-SA"/>
+              </w:rPr>
+              <w:t>Pass</w:t>
+            </w:r>
+          </w:p>
+        </w:tc>
+      </w:tr>
+      <w:tr>
+        <w:trPr/>
+        <w:tc>
+          <w:tcPr>
+            <w:tcW w:w="1473" w:type="dxa"/>
+            <w:tcBorders/>
+            <w:vAlign w:val="center"/>
+          </w:tcPr>
+          <w:p>
+            <w:pPr>
+              <w:pStyle w:val="Normal"/>
+              <w:widowControl/>
+              <w:spacing w:before="0" w:after="120"/>
+              <w:ind w:hanging="0"/>
+              <w:jc w:val="start"/>
+              <w:rPr>
+                <w:rFonts w:eastAsia="ＭＳ 明朝" w:cs=""/>
+                <w:kern w:val="0"/>
+                <w:szCs w:val="22"/>
+                <w:lang w:val="en-US" w:eastAsia="en-US" w:bidi="ar-SA"/>
+              </w:rPr>
+            </w:pPr>
+            <w:r>
+              <w:rPr>
+                <w:rFonts w:eastAsia="ＭＳ 明朝" w:cs=""/>
+                <w:kern w:val="0"/>
+                <w:szCs w:val="22"/>
+                <w:lang w:val="en-US" w:eastAsia="en-US" w:bidi="ar-SA"/>
+              </w:rPr>
+              <w:t>TC-14</w:t>
+            </w:r>
+          </w:p>
+        </w:tc>
+        <w:tc>
+          <w:tcPr>
+            <w:tcW w:w="1472" w:type="dxa"/>
+            <w:tcBorders/>
+            <w:vAlign w:val="center"/>
+          </w:tcPr>
+          <w:p>
+            <w:pPr>
+              <w:pStyle w:val="Normal"/>
+              <w:widowControl/>
               <w:spacing w:before="0" w:after="120"/>
               <w:ind w:hanging="0"/>
               <w:jc w:val="start"/>
@@ -7059,7 +8268,6 @@
             <w:pPr>
               <w:pStyle w:val="Normal"/>
               <w:widowControl/>
-              <w:suppressAutoHyphens w:val="true"/>
               <w:spacing w:before="0" w:after="120"/>
               <w:ind w:hanging="0"/>
               <w:jc w:val="start"/>
@@ -7091,7 +8299,6 @@
             <w:pPr>
               <w:pStyle w:val="Normal"/>
               <w:widowControl/>
-              <w:suppressAutoHyphens w:val="true"/>
               <w:spacing w:before="0" w:after="120"/>
               <w:ind w:hanging="0"/>
               <w:jc w:val="start"/>
@@ -7123,7 +8330,6 @@
             <w:pPr>
               <w:pStyle w:val="Normal"/>
               <w:widowControl/>
-              <w:suppressAutoHyphens w:val="true"/>
               <w:spacing w:before="0" w:after="120"/>
               <w:ind w:hanging="0"/>
               <w:jc w:val="start"/>
@@ -7155,7 +8361,6 @@
             <w:pPr>
               <w:pStyle w:val="Normal"/>
               <w:widowControl/>
-              <w:suppressAutoHyphens w:val="true"/>
               <w:spacing w:before="0" w:after="120"/>
               <w:ind w:hanging="0"/>
               <w:jc w:val="start"/>
@@ -7197,15 +8402,8 @@
       <w:r>
         <w:rPr/>
       </w:r>
-    </w:p>
-    <w:p>
-      <w:pPr>
-        <w:pStyle w:val="Heading1"/>
-        <w:jc w:val="center"/>
-        <w:rPr/>
-      </w:pPr>
       <w:r>
-        <w:rPr/>
+        <w:br w:type="page"/>
       </w:r>
     </w:p>
     <w:p>
@@ -7214,6 +8412,8 @@
         <w:jc w:val="center"/>
         <w:rPr/>
       </w:pPr>
+      <w:bookmarkStart w:id="22" w:name="__RefHeading___Toc1486_2984987124"/>
+      <w:bookmarkEnd w:id="22"/>
       <w:r>
         <w:rPr/>
         <w:t>CHAPTER 4 RESULTS</w:t>
@@ -7226,7 +8426,7 @@
       </w:pPr>
       <w:r>
         <w:rPr/>
-        <w:t>The implementation produced a working single page dashboard that is demonstrable both as a static preview and as a backend-connected application. Region selection, signal propagation, disease profile switching, selected-region lesioning, label display, and shortest pathway tracing work together in a consistent user flow. With the backend active, the snapshot section also demonstrates full stack persistence by reading and writing to MongoDB.</w:t>
+        <w:t>The implementation produced a working multipage dashboard that is demonstrable both as a static preview and as a backend-connected application. Region selection, signal propagation, disease profile switching, selected-region lesioning, clinical notes, compare-with-healthy metrics, restoreable history, and shortest pathway tracing work together in a consistent user flow. With the backend active, the history section also demonstrates full stack persistence by reading and writing to MongoDB.</w:t>
       </w:r>
     </w:p>
     <w:p>
@@ -7247,6 +8447,44 @@
       </w:pPr>
       <w:r>
         <w:rPr/>
+        <w:drawing>
+          <wp:inline distT="0" distB="0" distL="0" distR="0">
+            <wp:extent cx="5577840" cy="5043170"/>
+            <wp:effectExtent l="0" t="0" r="0" b="0"/>
+            <wp:docPr id="4" name="Picture 4"/>
+            <wp:cNvGraphicFramePr>
+              <a:graphicFrameLocks xmlns:a="http://schemas.openxmlformats.org/drawingml/2006/main" noChangeAspect="1"/>
+            </wp:cNvGraphicFramePr>
+            <a:graphic xmlns:a="http://schemas.openxmlformats.org/drawingml/2006/main">
+              <a:graphicData uri="http://schemas.openxmlformats.org/drawingml/2006/picture">
+                <pic:pic xmlns:pic="http://schemas.openxmlformats.org/drawingml/2006/picture">
+                  <pic:nvPicPr>
+                    <pic:cNvPr id="4" name="Picture 4"/>
+                    <pic:cNvPicPr>
+                      <a:picLocks noChangeAspect="1" noChangeArrowheads="1"/>
+                    </pic:cNvPicPr>
+                  </pic:nvPicPr>
+                  <pic:blipFill>
+                    <a:blip r:embed="rId5"/>
+                    <a:stretch>
+                      <a:fillRect/>
+                    </a:stretch>
+                  </pic:blipFill>
+                  <pic:spPr bwMode="auto">
+                    <a:xfrm>
+                      <a:off x="0" y="0"/>
+                      <a:ext cx="5577840" cy="5043170"/>
+                    </a:xfrm>
+                    <a:prstGeom prst="rect">
+                      <a:avLst/>
+                    </a:prstGeom>
+                    <a:noFill/>
+                  </pic:spPr>
+                </pic:pic>
+              </a:graphicData>
+            </a:graphic>
+          </wp:inline>
+        </w:drawing>
       </w:r>
     </w:p>
     <w:p>
@@ -7276,7 +8514,7 @@
       </w:pPr>
       <w:r>
         <w:rPr/>
-        <w:t>The dashboard loaded successfully in both static mode and backend-connected mode.</w:t>
+        <w:t>MongoDB seeding created the expected collections and sample documents.</w:t>
       </w:r>
     </w:p>
     <w:p>
@@ -7292,7 +8530,7 @@
       </w:pPr>
       <w:r>
         <w:rPr/>
-        <w:t>MongoDB seeding created the expected collections and sample documents.</w:t>
+        <w:t>Snapshot persistence and restore confirmed that the application is not only visual but also state-driven.</w:t>
       </w:r>
     </w:p>
     <w:p>
@@ -7308,41 +8546,17 @@
       </w:pPr>
       <w:r>
         <w:rPr/>
-        <w:t>Snapshot persistence confirmed that the application is not only visual but also data-driven.</w:t>
+        <w:t>UI improvements such as clinical notes, disease-region tags, preset pathways, and anatomical labels made the dashboard easier to interpret during demonstration.</w:t>
       </w:r>
     </w:p>
     <w:p>
       <w:pPr>
-        <w:pStyle w:val="ListBullet"/>
-        <w:numPr>
-          <w:ilvl w:val="0"/>
-          <w:numId w:val="1"/>
-        </w:numPr>
-        <w:spacing w:lineRule="auto" w:line="360"/>
-        <w:ind w:hanging="0" w:start="720"/>
-        <w:rPr/>
-      </w:pPr>
-      <w:r>
-        <w:rPr/>
-        <w:t>UI improvements such as disease-region tags and anatomical labels made the dashboard easier to interpret during demonstration.</w:t>
-      </w:r>
-    </w:p>
-    <w:p>
-      <w:pPr>
         <w:pStyle w:val="Heading1"/>
         <w:jc w:val="center"/>
         <w:rPr/>
       </w:pPr>
-      <w:r>
-        <w:rPr/>
-      </w:r>
-    </w:p>
-    <w:p>
-      <w:pPr>
-        <w:pStyle w:val="Heading1"/>
-        <w:jc w:val="center"/>
-        <w:rPr/>
-      </w:pPr>
+      <w:bookmarkStart w:id="23" w:name="__RefHeading___Toc1488_2984987124"/>
+      <w:bookmarkEnd w:id="23"/>
       <w:r>
         <w:rPr/>
         <w:t>CHAPTER 5 ADDITIONAL KNOWLEDGE GAINED</w:t>
@@ -7365,7 +8579,7 @@
       </w:pPr>
       <w:r>
         <w:rPr/>
-        <w:t>Another major learning outcome was document-oriented data modelling for a simulation-oriented application. Instead of storing only user records or CRUD forms, MongoDB was used to organise structured sample regions, network definitions, disease profiles, pathways, and snapshot summaries. This helped in understanding how a document database can support flexible educational or scientific-style datasets that do not fit neatly into rigid relational tables.</w:t>
+        <w:t>Another major learning outcome was document-oriented data modelling for a simulation-oriented application. Instead of storing only user records or CRUD forms, MongoDB was used to organise structured sample regions, network definitions, disease profiles, pathways, and snapshot configurations. This helped in understanding how a document database can support flexible educational or scientific-style datasets that do not fit neatly into rigid relational tables.</w:t>
       </w:r>
     </w:p>
     <w:p>
@@ -7386,211 +8600,6 @@
       </w:pPr>
       <w:r>
         <w:rPr/>
-      </w:r>
-    </w:p>
-    <w:p>
-      <w:pPr>
-        <w:pStyle w:val="Heading1"/>
-        <w:jc w:val="center"/>
-        <w:rPr/>
-      </w:pPr>
-      <w:r>
-        <w:rPr/>
-      </w:r>
-    </w:p>
-    <w:p>
-      <w:pPr>
-        <w:pStyle w:val="Heading1"/>
-        <w:jc w:val="center"/>
-        <w:rPr/>
-      </w:pPr>
-      <w:r>
-        <w:rPr/>
-        <w:t>CHAPTER 6 CONCLUSION AND FUTURE WORK</w:t>
-      </w:r>
-    </w:p>
-    <w:p>
-      <w:pPr>
-        <w:pStyle w:val="Normal"/>
-        <w:rPr/>
-      </w:pPr>
-      <w:r>
-        <w:rPr/>
-        <w:t>SYNAPSE Human Connectome Explorer successfully meets the objectives of a course based full stack project. It combines a polished scientific-style frontend, Canvas-driven visualisation, application state management, an Express backend, and MongoDB persistence in a demonstrable and coherent system. The final application is truthful about its scope: it is a structured simulation dashboard based on sample data rather than a medical product. Even within that realistic scope, it demonstrates genuine full stack engineering decisions and working integration across multiple layers.</w:t>
-      </w:r>
-    </w:p>
-    <w:p>
-      <w:pPr>
-        <w:pStyle w:val="Normal"/>
-        <w:rPr/>
-      </w:pPr>
-      <w:r>
-        <w:rPr/>
-        <w:t>Future work can improve the project in several directions. The first extension would be importing a larger and more structured connectome dataset while preserving the same interface. The second would be adding authentication and user-specific saved sessions. The third would be expanding the graph logic to support stronger analytical features such as ranking panels, filterable networks, or community detection views. Additional usability improvements such as dark/light themes, exportable reports, or guided tutorial overlays could also make the dashboard more useful for teaching and presentation.</w:t>
-      </w:r>
-    </w:p>
-    <w:p>
-      <w:pPr>
-        <w:pStyle w:val="Normal"/>
-        <w:rPr/>
-      </w:pPr>
-      <w:r>
-        <w:rPr/>
-      </w:r>
-    </w:p>
-    <w:p>
-      <w:pPr>
-        <w:pStyle w:val="Normal"/>
-        <w:rPr/>
-      </w:pPr>
-      <w:r>
-        <w:rPr/>
-      </w:r>
-    </w:p>
-    <w:p>
-      <w:pPr>
-        <w:pStyle w:val="Normal"/>
-        <w:rPr/>
-      </w:pPr>
-      <w:r>
-        <w:rPr/>
-      </w:r>
-    </w:p>
-    <w:p>
-      <w:pPr>
-        <w:pStyle w:val="Normal"/>
-        <w:rPr/>
-      </w:pPr>
-      <w:r>
-        <w:rPr/>
-      </w:r>
-    </w:p>
-    <w:p>
-      <w:pPr>
-        <w:pStyle w:val="Normal"/>
-        <w:rPr/>
-      </w:pPr>
-      <w:r>
-        <w:rPr/>
-      </w:r>
-    </w:p>
-    <w:p>
-      <w:pPr>
-        <w:pStyle w:val="Normal"/>
-        <w:rPr/>
-      </w:pPr>
-      <w:r>
-        <w:rPr/>
-      </w:r>
-    </w:p>
-    <w:p>
-      <w:pPr>
-        <w:pStyle w:val="Normal"/>
-        <w:rPr/>
-      </w:pPr>
-      <w:r>
-        <w:rPr/>
-      </w:r>
-    </w:p>
-    <w:p>
-      <w:pPr>
-        <w:pStyle w:val="Normal"/>
-        <w:rPr/>
-      </w:pPr>
-      <w:r>
-        <w:rPr/>
-      </w:r>
-    </w:p>
-    <w:p>
-      <w:pPr>
-        <w:pStyle w:val="Normal"/>
-        <w:rPr/>
-      </w:pPr>
-      <w:r>
-        <w:rPr/>
-      </w:r>
-    </w:p>
-    <w:p>
-      <w:pPr>
-        <w:pStyle w:val="Normal"/>
-        <w:rPr/>
-      </w:pPr>
-      <w:r>
-        <w:rPr/>
-      </w:r>
-    </w:p>
-    <w:p>
-      <w:pPr>
-        <w:pStyle w:val="Normal"/>
-        <w:rPr/>
-      </w:pPr>
-      <w:r>
-        <w:rPr/>
-      </w:r>
-    </w:p>
-    <w:p>
-      <w:pPr>
-        <w:pStyle w:val="Normal"/>
-        <w:rPr/>
-      </w:pPr>
-      <w:r>
-        <w:rPr/>
-      </w:r>
-    </w:p>
-    <w:p>
-      <w:pPr>
-        <w:pStyle w:val="Normal"/>
-        <w:rPr/>
-      </w:pPr>
-      <w:r>
-        <w:rPr/>
-      </w:r>
-    </w:p>
-    <w:p>
-      <w:pPr>
-        <w:pStyle w:val="Normal"/>
-        <w:rPr/>
-      </w:pPr>
-      <w:r>
-        <w:rPr/>
-      </w:r>
-    </w:p>
-    <w:p>
-      <w:pPr>
-        <w:pStyle w:val="Normal"/>
-        <w:rPr/>
-      </w:pPr>
-      <w:r>
-        <w:rPr/>
-      </w:r>
-    </w:p>
-    <w:p>
-      <w:pPr>
-        <w:pStyle w:val="Normal"/>
-        <w:rPr/>
-      </w:pPr>
-      <w:r>
-        <w:rPr/>
-      </w:r>
-    </w:p>
-    <w:p>
-      <w:pPr>
-        <w:pStyle w:val="Normal"/>
-        <w:rPr/>
-      </w:pPr>
-      <w:r>
-        <w:rPr/>
-      </w:r>
-    </w:p>
-    <w:p>
-      <w:pPr>
-        <w:pStyle w:val="Heading1"/>
-        <w:jc w:val="center"/>
-        <w:rPr/>
-      </w:pPr>
-      <w:r>
-        <w:rPr/>
-        <w:t>CHAPTER 7 REFERENCES</w:t>
       </w:r>
       <w:r>
         <w:br w:type="page"/>
@@ -7598,12 +8607,61 @@
     </w:p>
     <w:p>
       <w:pPr>
+        <w:pStyle w:val="Heading1"/>
+        <w:jc w:val="center"/>
+        <w:rPr/>
+      </w:pPr>
+      <w:bookmarkStart w:id="24" w:name="__RefHeading___Toc1490_2984987124"/>
+      <w:bookmarkEnd w:id="24"/>
+      <w:r>
+        <w:rPr/>
+        <w:t>CHAPTER 6 CONCLUSION AND FUTURE WORK</w:t>
+      </w:r>
+    </w:p>
+    <w:p>
+      <w:pPr>
         <w:pStyle w:val="Normal"/>
+        <w:rPr/>
+      </w:pPr>
+      <w:r>
+        <w:rPr/>
+        <w:t>SYNAPSE Human Connectome Explorer successfully meets the objectives of a course based full stack project. It combines a polished scientific-style frontend, Canvas-driven visualisation, application state management, an Express backend, and MongoDB persistence in a demonstrable and coherent system. The final application is truthful about its scope: it is a structured simulation dashboard based on sample data rather than a medical product. Even within that realistic scope, it demonstrates genuine full stack engineering decisions and working integration across multiple layers.</w:t>
+      </w:r>
+    </w:p>
+    <w:p>
+      <w:pPr>
+        <w:pStyle w:val="Normal"/>
+        <w:rPr/>
+      </w:pPr>
+      <w:r>
+        <w:rPr/>
+        <w:t>Future work can improve the project in several directions. The first extension would be importing a larger and more structured connectome dataset while preserving the same interface. The second would be adding authentication and user-specific saved sessions. The third would be expanding the graph logic to support stronger analytical features such as ranking panels, filterable networks, or community detection views. Additional usability improvements such as dark/light themes, exportable reports, or guided tutorial overlays could also make the dashboard more useful for teaching and presentation.</w:t>
+      </w:r>
+    </w:p>
+    <w:p>
+      <w:pPr>
+        <w:pStyle w:val="Heading1"/>
         <w:jc w:val="center"/>
         <w:rPr/>
       </w:pPr>
       <w:r>
         <w:rPr/>
+      </w:r>
+      <w:r>
+        <w:br w:type="page"/>
+      </w:r>
+    </w:p>
+    <w:p>
+      <w:pPr>
+        <w:pStyle w:val="Heading1"/>
+        <w:jc w:val="center"/>
+        <w:rPr/>
+      </w:pPr>
+      <w:bookmarkStart w:id="25" w:name="__RefHeading___Toc1492_2984987124"/>
+      <w:bookmarkEnd w:id="25"/>
+      <w:r>
+        <w:rPr/>
+        <w:t>CHAPTER 7 REFERENCES</w:t>
       </w:r>
     </w:p>
     <w:p>
@@ -7729,9 +8787,9 @@
       </w:r>
     </w:p>
     <w:sectPr>
-      <w:footerReference w:type="even" r:id="rId2"/>
-      <w:footerReference w:type="default" r:id="rId3"/>
-      <w:footerReference w:type="first" r:id="rId4"/>
+      <w:footerReference w:type="even" r:id="rId6"/>
+      <w:footerReference w:type="default" r:id="rId7"/>
+      <w:footerReference w:type="first" r:id="rId8"/>
       <w:type w:val="nextPage"/>
       <w:pgSz w:w="12240" w:h="15840"/>
       <w:pgMar w:left="2268" w:right="1134" w:gutter="0" w:header="0" w:top="1701" w:footer="720" w:bottom="1701"/>
@@ -7780,7 +8838,7 @@
     </w:r>
     <w:r>
       <w:rPr/>
-      <w:t>23</w:t>
+      <w:t>27</w:t>
     </w:r>
     <w:r>
       <w:rPr/>
@@ -7812,7 +8870,7 @@
     </w:r>
     <w:r>
       <w:rPr/>
-      <w:t>23</w:t>
+      <w:t>27</w:t>
     </w:r>
     <w:r>
       <w:rPr/>
@@ -7851,7 +8909,6 @@
         </w:tabs>
         <w:ind w:start="1080" w:hanging="360"/>
       </w:pPr>
-      <w:rPr/>
     </w:lvl>
     <w:lvl w:ilvl="2">
       <w:start w:val="1"/>
@@ -7864,7 +8921,6 @@
         </w:tabs>
         <w:ind w:start="1440" w:hanging="360"/>
       </w:pPr>
-      <w:rPr/>
     </w:lvl>
     <w:lvl w:ilvl="3">
       <w:start w:val="1"/>
@@ -7877,7 +8933,6 @@
         </w:tabs>
         <w:ind w:start="1800" w:hanging="360"/>
       </w:pPr>
-      <w:rPr/>
     </w:lvl>
     <w:lvl w:ilvl="4">
       <w:start w:val="1"/>
@@ -7890,7 +8945,6 @@
         </w:tabs>
         <w:ind w:start="2160" w:hanging="360"/>
       </w:pPr>
-      <w:rPr/>
     </w:lvl>
     <w:lvl w:ilvl="5">
       <w:start w:val="1"/>
@@ -7903,7 +8957,6 @@
         </w:tabs>
         <w:ind w:start="2520" w:hanging="360"/>
       </w:pPr>
-      <w:rPr/>
     </w:lvl>
     <w:lvl w:ilvl="6">
       <w:start w:val="1"/>
@@ -7916,7 +8969,6 @@
         </w:tabs>
         <w:ind w:start="2880" w:hanging="360"/>
       </w:pPr>
-      <w:rPr/>
     </w:lvl>
     <w:lvl w:ilvl="7">
       <w:start w:val="1"/>
@@ -7929,7 +8981,6 @@
         </w:tabs>
         <w:ind w:start="3240" w:hanging="360"/>
       </w:pPr>
-      <w:rPr/>
     </w:lvl>
     <w:lvl w:ilvl="8">
       <w:start w:val="1"/>
@@ -7942,7 +8993,6 @@
         </w:tabs>
         <w:ind w:start="3600" w:hanging="360"/>
       </w:pPr>
-      <w:rPr/>
     </w:lvl>
   </w:abstractNum>
   <w:abstractNum w:abstractNumId="2">
@@ -7972,7 +9022,6 @@
         </w:tabs>
         <w:ind w:start="1080" w:hanging="360"/>
       </w:pPr>
-      <w:rPr/>
     </w:lvl>
     <w:lvl w:ilvl="2">
       <w:start w:val="1"/>
@@ -7985,7 +9034,6 @@
         </w:tabs>
         <w:ind w:start="1440" w:hanging="360"/>
       </w:pPr>
-      <w:rPr/>
     </w:lvl>
     <w:lvl w:ilvl="3">
       <w:start w:val="1"/>
@@ -7998,7 +9046,6 @@
         </w:tabs>
         <w:ind w:start="1800" w:hanging="360"/>
       </w:pPr>
-      <w:rPr/>
     </w:lvl>
     <w:lvl w:ilvl="4">
       <w:start w:val="1"/>
@@ -8011,7 +9058,6 @@
         </w:tabs>
         <w:ind w:start="2160" w:hanging="360"/>
       </w:pPr>
-      <w:rPr/>
     </w:lvl>
     <w:lvl w:ilvl="5">
       <w:start w:val="1"/>
@@ -8024,7 +9070,6 @@
         </w:tabs>
         <w:ind w:start="2520" w:hanging="360"/>
       </w:pPr>
-      <w:rPr/>
     </w:lvl>
     <w:lvl w:ilvl="6">
       <w:start w:val="1"/>
@@ -8037,7 +9082,6 @@
         </w:tabs>
         <w:ind w:start="2880" w:hanging="360"/>
       </w:pPr>
-      <w:rPr/>
     </w:lvl>
     <w:lvl w:ilvl="7">
       <w:start w:val="1"/>
@@ -8050,7 +9094,6 @@
         </w:tabs>
         <w:ind w:start="3240" w:hanging="360"/>
       </w:pPr>
-      <w:rPr/>
     </w:lvl>
     <w:lvl w:ilvl="8">
       <w:start w:val="1"/>
@@ -8063,7 +9106,6 @@
         </w:tabs>
         <w:ind w:start="3600" w:hanging="360"/>
       </w:pPr>
-      <w:rPr/>
     </w:lvl>
   </w:abstractNum>
   <w:abstractNum w:abstractNumId="3">
@@ -8093,7 +9135,6 @@
         </w:tabs>
         <w:ind w:start="1080" w:hanging="360"/>
       </w:pPr>
-      <w:rPr/>
     </w:lvl>
     <w:lvl w:ilvl="2">
       <w:start w:val="1"/>
@@ -8106,7 +9147,6 @@
         </w:tabs>
         <w:ind w:start="1440" w:hanging="360"/>
       </w:pPr>
-      <w:rPr/>
     </w:lvl>
     <w:lvl w:ilvl="3">
       <w:start w:val="1"/>
@@ -8119,7 +9159,6 @@
         </w:tabs>
         <w:ind w:start="1800" w:hanging="360"/>
       </w:pPr>
-      <w:rPr/>
     </w:lvl>
     <w:lvl w:ilvl="4">
       <w:start w:val="1"/>
@@ -8132,7 +9171,6 @@
         </w:tabs>
         <w:ind w:start="2160" w:hanging="360"/>
       </w:pPr>
-      <w:rPr/>
     </w:lvl>
     <w:lvl w:ilvl="5">
       <w:start w:val="1"/>
@@ -8145,7 +9183,6 @@
         </w:tabs>
         <w:ind w:start="2520" w:hanging="360"/>
       </w:pPr>
-      <w:rPr/>
     </w:lvl>
     <w:lvl w:ilvl="6">
       <w:start w:val="1"/>
@@ -8158,7 +9195,6 @@
         </w:tabs>
         <w:ind w:start="2880" w:hanging="360"/>
       </w:pPr>
-      <w:rPr/>
     </w:lvl>
     <w:lvl w:ilvl="7">
       <w:start w:val="1"/>
@@ -8171,7 +9207,6 @@
         </w:tabs>
         <w:ind w:start="3240" w:hanging="360"/>
       </w:pPr>
-      <w:rPr/>
     </w:lvl>
     <w:lvl w:ilvl="8">
       <w:start w:val="1"/>
@@ -8184,7 +9219,6 @@
         </w:tabs>
         <w:ind w:start="3600" w:hanging="360"/>
       </w:pPr>
-      <w:rPr/>
     </w:lvl>
   </w:abstractNum>
   <w:abstractNum w:abstractNumId="4">
@@ -8212,7 +9246,6 @@
         </w:tabs>
         <w:ind w:start="1080" w:hanging="360"/>
       </w:pPr>
-      <w:rPr/>
     </w:lvl>
     <w:lvl w:ilvl="2">
       <w:start w:val="1"/>
@@ -8225,7 +9258,6 @@
         </w:tabs>
         <w:ind w:start="1440" w:hanging="360"/>
       </w:pPr>
-      <w:rPr/>
     </w:lvl>
     <w:lvl w:ilvl="3">
       <w:start w:val="1"/>
@@ -8238,7 +9270,6 @@
         </w:tabs>
         <w:ind w:start="1800" w:hanging="360"/>
       </w:pPr>
-      <w:rPr/>
     </w:lvl>
     <w:lvl w:ilvl="4">
       <w:start w:val="1"/>
@@ -8251,7 +9282,6 @@
         </w:tabs>
         <w:ind w:start="2160" w:hanging="360"/>
       </w:pPr>
-      <w:rPr/>
     </w:lvl>
     <w:lvl w:ilvl="5">
       <w:start w:val="1"/>
@@ -8264,7 +9294,6 @@
         </w:tabs>
         <w:ind w:start="2520" w:hanging="360"/>
       </w:pPr>
-      <w:rPr/>
     </w:lvl>
     <w:lvl w:ilvl="6">
       <w:start w:val="1"/>
@@ -8277,7 +9306,6 @@
         </w:tabs>
         <w:ind w:start="2880" w:hanging="360"/>
       </w:pPr>
-      <w:rPr/>
     </w:lvl>
     <w:lvl w:ilvl="7">
       <w:start w:val="1"/>
@@ -8290,7 +9318,6 @@
         </w:tabs>
         <w:ind w:start="3240" w:hanging="360"/>
       </w:pPr>
-      <w:rPr/>
     </w:lvl>
     <w:lvl w:ilvl="8">
       <w:start w:val="1"/>
@@ -8303,7 +9330,6 @@
         </w:tabs>
         <w:ind w:start="3600" w:hanging="360"/>
       </w:pPr>
-      <w:rPr/>
     </w:lvl>
   </w:abstractNum>
   <w:abstractNum w:abstractNumId="5">
@@ -8331,7 +9357,6 @@
         </w:tabs>
         <w:ind w:start="1080" w:hanging="360"/>
       </w:pPr>
-      <w:rPr/>
     </w:lvl>
     <w:lvl w:ilvl="2">
       <w:start w:val="1"/>
@@ -8344,7 +9369,6 @@
         </w:tabs>
         <w:ind w:start="1440" w:hanging="360"/>
       </w:pPr>
-      <w:rPr/>
     </w:lvl>
     <w:lvl w:ilvl="3">
       <w:start w:val="1"/>
@@ -8357,7 +9381,6 @@
         </w:tabs>
         <w:ind w:start="1800" w:hanging="360"/>
       </w:pPr>
-      <w:rPr/>
     </w:lvl>
     <w:lvl w:ilvl="4">
       <w:start w:val="1"/>
@@ -8370,7 +9393,6 @@
         </w:tabs>
         <w:ind w:start="2160" w:hanging="360"/>
       </w:pPr>
-      <w:rPr/>
     </w:lvl>
     <w:lvl w:ilvl="5">
       <w:start w:val="1"/>
@@ -8383,7 +9405,6 @@
         </w:tabs>
         <w:ind w:start="2520" w:hanging="360"/>
       </w:pPr>
-      <w:rPr/>
     </w:lvl>
     <w:lvl w:ilvl="6">
       <w:start w:val="1"/>
@@ -8396,7 +9417,6 @@
         </w:tabs>
         <w:ind w:start="2880" w:hanging="360"/>
       </w:pPr>
-      <w:rPr/>
     </w:lvl>
     <w:lvl w:ilvl="7">
       <w:start w:val="1"/>
@@ -8409,7 +9429,6 @@
         </w:tabs>
         <w:ind w:start="3240" w:hanging="360"/>
       </w:pPr>
-      <w:rPr/>
     </w:lvl>
     <w:lvl w:ilvl="8">
       <w:start w:val="1"/>
@@ -8422,7 +9441,6 @@
         </w:tabs>
         <w:ind w:start="3600" w:hanging="360"/>
       </w:pPr>
-      <w:rPr/>
     </w:lvl>
   </w:abstractNum>
   <w:abstractNum w:abstractNumId="6">
@@ -8450,7 +9468,6 @@
         </w:tabs>
         <w:ind w:start="1080" w:hanging="360"/>
       </w:pPr>
-      <w:rPr/>
     </w:lvl>
     <w:lvl w:ilvl="2">
       <w:start w:val="1"/>
@@ -8463,7 +9480,6 @@
         </w:tabs>
         <w:ind w:start="1440" w:hanging="360"/>
       </w:pPr>
-      <w:rPr/>
     </w:lvl>
     <w:lvl w:ilvl="3">
       <w:start w:val="1"/>
@@ -8476,7 +9492,6 @@
         </w:tabs>
         <w:ind w:start="1800" w:hanging="360"/>
       </w:pPr>
-      <w:rPr/>
     </w:lvl>
     <w:lvl w:ilvl="4">
       <w:start w:val="1"/>
@@ -8489,7 +9504,6 @@
         </w:tabs>
         <w:ind w:start="2160" w:hanging="360"/>
       </w:pPr>
-      <w:rPr/>
     </w:lvl>
     <w:lvl w:ilvl="5">
       <w:start w:val="1"/>
@@ -8502,7 +9516,6 @@
         </w:tabs>
         <w:ind w:start="2520" w:hanging="360"/>
       </w:pPr>
-      <w:rPr/>
     </w:lvl>
     <w:lvl w:ilvl="6">
       <w:start w:val="1"/>
@@ -8515,7 +9528,6 @@
         </w:tabs>
         <w:ind w:start="2880" w:hanging="360"/>
       </w:pPr>
-      <w:rPr/>
     </w:lvl>
     <w:lvl w:ilvl="7">
       <w:start w:val="1"/>
@@ -8528,7 +9540,6 @@
         </w:tabs>
         <w:ind w:start="3240" w:hanging="360"/>
       </w:pPr>
-      <w:rPr/>
     </w:lvl>
     <w:lvl w:ilvl="8">
       <w:start w:val="1"/>
@@ -8541,7 +9552,6 @@
         </w:tabs>
         <w:ind w:start="3600" w:hanging="360"/>
       </w:pPr>
-      <w:rPr/>
     </w:lvl>
   </w:abstractNum>
   <w:abstractNum w:abstractNumId="7">
@@ -8692,7 +9702,7 @@
   <w:docDefaults>
     <w:rPrDefault>
       <w:rPr>
-        <w:rFonts w:ascii="Cambria" w:hAnsi="Cambria" w:eastAsia="" w:cs="" w:asciiTheme="minorHAnsi" w:cstheme="minorBidi" w:eastAsiaTheme="minorEastAsia" w:hAnsiTheme="minorHAnsi"/>
+        <w:rFonts w:ascii="Cambria" w:hAnsi="Cambria" w:eastAsia="ＭＳ 明朝" w:cs="" w:asciiTheme="minorHAnsi" w:cstheme="minorBidi" w:eastAsiaTheme="minorEastAsia" w:hAnsiTheme="minorHAnsi"/>
         <w:sz w:val="22"/>
         <w:szCs w:val="22"/>
         <w:lang w:val="en-US" w:eastAsia="en-US" w:bidi="ar-SA"/>
@@ -8849,14 +9859,13 @@
     <w:rsid w:val="00fc693f"/>
     <w:pPr>
       <w:widowControl/>
-      <w:suppressAutoHyphens w:val="true"/>
       <w:bidi w:val="0"/>
       <w:spacing w:lineRule="auto" w:line="360" w:before="0" w:after="120"/>
       <w:ind w:firstLine="720"/>
       <w:jc w:val="start"/>
     </w:pPr>
     <w:rPr>
-      <w:rFonts w:ascii="Times New Roman" w:hAnsi="Times New Roman" w:eastAsia="" w:cs="" w:cstheme="minorBidi" w:eastAsiaTheme="minorEastAsia"/>
+      <w:rFonts w:ascii="Times New Roman" w:hAnsi="Times New Roman" w:eastAsia="ＭＳ 明朝" w:cs="" w:cstheme="minorBidi" w:eastAsiaTheme="minorEastAsia"/>
       <w:color w:val="auto"/>
       <w:kern w:val="0"/>
       <w:sz w:val="24"/>
@@ -8880,7 +9889,7 @@
       <w:outlineLvl w:val="0"/>
     </w:pPr>
     <w:rPr>
-      <w:rFonts w:ascii="Calibri" w:hAnsi="Calibri" w:eastAsia="" w:cs="" w:asciiTheme="majorHAnsi" w:cstheme="majorBidi" w:eastAsiaTheme="majorEastAsia" w:hAnsiTheme="majorHAnsi"/>
+      <w:rFonts w:ascii="Calibri" w:hAnsi="Calibri" w:eastAsia="ＭＳ ゴシック" w:cs="" w:asciiTheme="majorHAnsi" w:cstheme="majorBidi" w:eastAsiaTheme="majorEastAsia" w:hAnsiTheme="majorHAnsi"/>
       <w:b/>
       <w:bCs/>
       <w:color w:themeColor="accent1" w:themeShade="bf" w:val="365F91"/>
@@ -8905,7 +9914,7 @@
       <w:outlineLvl w:val="1"/>
     </w:pPr>
     <w:rPr>
-      <w:rFonts w:ascii="Calibri" w:hAnsi="Calibri" w:eastAsia="" w:cs="" w:asciiTheme="majorHAnsi" w:cstheme="majorBidi" w:eastAsiaTheme="majorEastAsia" w:hAnsiTheme="majorHAnsi"/>
+      <w:rFonts w:ascii="Calibri" w:hAnsi="Calibri" w:eastAsia="ＭＳ ゴシック" w:cs="" w:asciiTheme="majorHAnsi" w:cstheme="majorBidi" w:eastAsiaTheme="majorEastAsia" w:hAnsiTheme="majorHAnsi"/>
       <w:b/>
       <w:bCs/>
       <w:color w:themeColor="accent1" w:val="4F81BD"/>
@@ -8930,7 +9939,7 @@
       <w:outlineLvl w:val="2"/>
     </w:pPr>
     <w:rPr>
-      <w:rFonts w:ascii="Calibri" w:hAnsi="Calibri" w:eastAsia="" w:cs="" w:asciiTheme="majorHAnsi" w:cstheme="majorBidi" w:eastAsiaTheme="majorEastAsia" w:hAnsiTheme="majorHAnsi"/>
+      <w:rFonts w:ascii="Calibri" w:hAnsi="Calibri" w:eastAsia="ＭＳ ゴシック" w:cs="" w:asciiTheme="majorHAnsi" w:cstheme="majorBidi" w:eastAsiaTheme="majorEastAsia" w:hAnsiTheme="majorHAnsi"/>
       <w:b/>
       <w:bCs/>
       <w:color w:themeColor="accent1" w:val="4F81BD"/>
@@ -8954,7 +9963,7 @@
       <w:outlineLvl w:val="3"/>
     </w:pPr>
     <w:rPr>
-      <w:rFonts w:ascii="Calibri" w:hAnsi="Calibri" w:eastAsia="" w:cs="" w:asciiTheme="majorHAnsi" w:cstheme="majorBidi" w:eastAsiaTheme="majorEastAsia" w:hAnsiTheme="majorHAnsi"/>
+      <w:rFonts w:ascii="Calibri" w:hAnsi="Calibri" w:eastAsia="ＭＳ ゴシック" w:cs="" w:asciiTheme="majorHAnsi" w:cstheme="majorBidi" w:eastAsiaTheme="majorEastAsia" w:hAnsiTheme="majorHAnsi"/>
       <w:b/>
       <w:bCs/>
       <w:i/>
@@ -8979,7 +9988,7 @@
       <w:outlineLvl w:val="4"/>
     </w:pPr>
     <w:rPr>
-      <w:rFonts w:ascii="Calibri" w:hAnsi="Calibri" w:eastAsia="" w:cs="" w:asciiTheme="majorHAnsi" w:cstheme="majorBidi" w:eastAsiaTheme="majorEastAsia" w:hAnsiTheme="majorHAnsi"/>
+      <w:rFonts w:ascii="Calibri" w:hAnsi="Calibri" w:eastAsia="ＭＳ ゴシック" w:cs="" w:asciiTheme="majorHAnsi" w:cstheme="majorBidi" w:eastAsiaTheme="majorEastAsia" w:hAnsiTheme="majorHAnsi"/>
       <w:color w:themeColor="accent1" w:themeShade="7f" w:val="243F60"/>
     </w:rPr>
   </w:style>
@@ -9000,7 +10009,7 @@
       <w:outlineLvl w:val="5"/>
     </w:pPr>
     <w:rPr>
-      <w:rFonts w:ascii="Calibri" w:hAnsi="Calibri" w:eastAsia="" w:cs="" w:asciiTheme="majorHAnsi" w:cstheme="majorBidi" w:eastAsiaTheme="majorEastAsia" w:hAnsiTheme="majorHAnsi"/>
+      <w:rFonts w:ascii="Calibri" w:hAnsi="Calibri" w:eastAsia="ＭＳ ゴシック" w:cs="" w:asciiTheme="majorHAnsi" w:cstheme="majorBidi" w:eastAsiaTheme="majorEastAsia" w:hAnsiTheme="majorHAnsi"/>
       <w:i/>
       <w:iCs/>
       <w:color w:themeColor="accent1" w:themeShade="7f" w:val="243F60"/>
@@ -9023,7 +10032,7 @@
       <w:outlineLvl w:val="6"/>
     </w:pPr>
     <w:rPr>
-      <w:rFonts w:ascii="Calibri" w:hAnsi="Calibri" w:eastAsia="" w:cs="" w:asciiTheme="majorHAnsi" w:cstheme="majorBidi" w:eastAsiaTheme="majorEastAsia" w:hAnsiTheme="majorHAnsi"/>
+      <w:rFonts w:ascii="Calibri" w:hAnsi="Calibri" w:eastAsia="ＭＳ ゴシック" w:cs="" w:asciiTheme="majorHAnsi" w:cstheme="majorBidi" w:eastAsiaTheme="majorEastAsia" w:hAnsiTheme="majorHAnsi"/>
       <w:i/>
       <w:iCs/>
       <w:color w:themeColor="text1" w:themeTint="bf" w:val="404040"/>
@@ -9046,7 +10055,7 @@
       <w:outlineLvl w:val="7"/>
     </w:pPr>
     <w:rPr>
-      <w:rFonts w:ascii="Calibri" w:hAnsi="Calibri" w:eastAsia="" w:cs="" w:asciiTheme="majorHAnsi" w:cstheme="majorBidi" w:eastAsiaTheme="majorEastAsia" w:hAnsiTheme="majorHAnsi"/>
+      <w:rFonts w:ascii="Calibri" w:hAnsi="Calibri" w:eastAsia="ＭＳ ゴシック" w:cs="" w:asciiTheme="majorHAnsi" w:cstheme="majorBidi" w:eastAsiaTheme="majorEastAsia" w:hAnsiTheme="majorHAnsi"/>
       <w:color w:themeColor="accent1" w:val="4F81BD"/>
       <w:sz w:val="20"/>
       <w:szCs w:val="20"/>
@@ -9069,7 +10078,7 @@
       <w:outlineLvl w:val="8"/>
     </w:pPr>
     <w:rPr>
-      <w:rFonts w:ascii="Calibri" w:hAnsi="Calibri" w:eastAsia="" w:cs="" w:asciiTheme="majorHAnsi" w:cstheme="majorBidi" w:eastAsiaTheme="majorEastAsia" w:hAnsiTheme="majorHAnsi"/>
+      <w:rFonts w:ascii="Calibri" w:hAnsi="Calibri" w:eastAsia="ＭＳ ゴシック" w:cs="" w:asciiTheme="majorHAnsi" w:cstheme="majorBidi" w:eastAsiaTheme="majorEastAsia" w:hAnsiTheme="majorHAnsi"/>
       <w:i/>
       <w:iCs/>
       <w:color w:themeColor="text1" w:themeTint="bf" w:val="404040"/>
@@ -9111,7 +10120,7 @@
     <w:qFormat/>
     <w:rsid w:val="00fc693f"/>
     <w:rPr>
-      <w:rFonts w:ascii="Calibri" w:hAnsi="Calibri" w:eastAsia="" w:cs="" w:asciiTheme="majorHAnsi" w:cstheme="majorBidi" w:eastAsiaTheme="majorEastAsia" w:hAnsiTheme="majorHAnsi"/>
+      <w:rFonts w:ascii="Calibri" w:hAnsi="Calibri" w:eastAsia="ＭＳ ゴシック" w:cs="" w:asciiTheme="majorHAnsi" w:cstheme="majorBidi" w:eastAsiaTheme="majorEastAsia" w:hAnsiTheme="majorHAnsi"/>
       <w:b/>
       <w:bCs/>
       <w:color w:themeColor="accent1" w:themeShade="bf" w:val="365F91"/>
@@ -9127,7 +10136,7 @@
     <w:qFormat/>
     <w:rsid w:val="00fc693f"/>
     <w:rPr>
-      <w:rFonts w:ascii="Calibri" w:hAnsi="Calibri" w:eastAsia="" w:cs="" w:asciiTheme="majorHAnsi" w:cstheme="majorBidi" w:eastAsiaTheme="majorEastAsia" w:hAnsiTheme="majorHAnsi"/>
+      <w:rFonts w:ascii="Calibri" w:hAnsi="Calibri" w:eastAsia="ＭＳ ゴシック" w:cs="" w:asciiTheme="majorHAnsi" w:cstheme="majorBidi" w:eastAsiaTheme="majorEastAsia" w:hAnsiTheme="majorHAnsi"/>
       <w:b/>
       <w:bCs/>
       <w:color w:themeColor="accent1" w:val="4F81BD"/>
@@ -9143,7 +10152,7 @@
     <w:qFormat/>
     <w:rsid w:val="00fc693f"/>
     <w:rPr>
-      <w:rFonts w:ascii="Calibri" w:hAnsi="Calibri" w:eastAsia="" w:cs="" w:asciiTheme="majorHAnsi" w:cstheme="majorBidi" w:eastAsiaTheme="majorEastAsia" w:hAnsiTheme="majorHAnsi"/>
+      <w:rFonts w:ascii="Calibri" w:hAnsi="Calibri" w:eastAsia="ＭＳ ゴシック" w:cs="" w:asciiTheme="majorHAnsi" w:cstheme="majorBidi" w:eastAsiaTheme="majorEastAsia" w:hAnsiTheme="majorHAnsi"/>
       <w:b/>
       <w:bCs/>
       <w:color w:themeColor="accent1" w:val="4F81BD"/>
@@ -9157,7 +10166,7 @@
     <w:qFormat/>
     <w:rsid w:val="00fc693f"/>
     <w:rPr>
-      <w:rFonts w:ascii="Calibri" w:hAnsi="Calibri" w:eastAsia="" w:cs="" w:asciiTheme="majorHAnsi" w:cstheme="majorBidi" w:eastAsiaTheme="majorEastAsia" w:hAnsiTheme="majorHAnsi"/>
+      <w:rFonts w:ascii="Calibri" w:hAnsi="Calibri" w:eastAsia="ＭＳ ゴシック" w:cs="" w:asciiTheme="majorHAnsi" w:cstheme="majorBidi" w:eastAsiaTheme="majorEastAsia" w:hAnsiTheme="majorHAnsi"/>
       <w:color w:themeColor="text2" w:themeShade="bf" w:val="17365D"/>
       <w:spacing w:val="5"/>
       <w:kern w:val="2"/>
@@ -9173,7 +10182,7 @@
     <w:qFormat/>
     <w:rsid w:val="00fc693f"/>
     <w:rPr>
-      <w:rFonts w:ascii="Calibri" w:hAnsi="Calibri" w:eastAsia="" w:cs="" w:asciiTheme="majorHAnsi" w:cstheme="majorBidi" w:eastAsiaTheme="majorEastAsia" w:hAnsiTheme="majorHAnsi"/>
+      <w:rFonts w:ascii="Calibri" w:hAnsi="Calibri" w:eastAsia="ＭＳ ゴシック" w:cs="" w:asciiTheme="majorHAnsi" w:cstheme="majorBidi" w:eastAsiaTheme="majorEastAsia" w:hAnsiTheme="majorHAnsi"/>
       <w:i/>
       <w:iCs/>
       <w:color w:themeColor="accent1" w:val="4F81BD"/>
@@ -9246,7 +10255,7 @@
     <w:qFormat/>
     <w:rsid w:val="00fc693f"/>
     <w:rPr>
-      <w:rFonts w:ascii="Calibri" w:hAnsi="Calibri" w:eastAsia="" w:cs="" w:asciiTheme="majorHAnsi" w:cstheme="majorBidi" w:eastAsiaTheme="majorEastAsia" w:hAnsiTheme="majorHAnsi"/>
+      <w:rFonts w:ascii="Calibri" w:hAnsi="Calibri" w:eastAsia="ＭＳ ゴシック" w:cs="" w:asciiTheme="majorHAnsi" w:cstheme="majorBidi" w:eastAsiaTheme="majorEastAsia" w:hAnsiTheme="majorHAnsi"/>
       <w:b/>
       <w:bCs/>
       <w:i/>
@@ -9263,7 +10272,7 @@
     <w:qFormat/>
     <w:rsid w:val="00fc693f"/>
     <w:rPr>
-      <w:rFonts w:ascii="Calibri" w:hAnsi="Calibri" w:eastAsia="" w:cs="" w:asciiTheme="majorHAnsi" w:cstheme="majorBidi" w:eastAsiaTheme="majorEastAsia" w:hAnsiTheme="majorHAnsi"/>
+      <w:rFonts w:ascii="Calibri" w:hAnsi="Calibri" w:eastAsia="ＭＳ ゴシック" w:cs="" w:asciiTheme="majorHAnsi" w:cstheme="majorBidi" w:eastAsiaTheme="majorEastAsia" w:hAnsiTheme="majorHAnsi"/>
       <w:color w:themeColor="accent1" w:themeShade="7f" w:val="243F60"/>
     </w:rPr>
   </w:style>
@@ -9276,7 +10285,7 @@
     <w:qFormat/>
     <w:rsid w:val="00fc693f"/>
     <w:rPr>
-      <w:rFonts w:ascii="Calibri" w:hAnsi="Calibri" w:eastAsia="" w:cs="" w:asciiTheme="majorHAnsi" w:cstheme="majorBidi" w:eastAsiaTheme="majorEastAsia" w:hAnsiTheme="majorHAnsi"/>
+      <w:rFonts w:ascii="Calibri" w:hAnsi="Calibri" w:eastAsia="ＭＳ ゴシック" w:cs="" w:asciiTheme="majorHAnsi" w:cstheme="majorBidi" w:eastAsiaTheme="majorEastAsia" w:hAnsiTheme="majorHAnsi"/>
       <w:i/>
       <w:iCs/>
       <w:color w:themeColor="accent1" w:themeShade="7f" w:val="243F60"/>
@@ -9291,7 +10300,7 @@
     <w:qFormat/>
     <w:rsid w:val="00fc693f"/>
     <w:rPr>
-      <w:rFonts w:ascii="Calibri" w:hAnsi="Calibri" w:eastAsia="" w:cs="" w:asciiTheme="majorHAnsi" w:cstheme="majorBidi" w:eastAsiaTheme="majorEastAsia" w:hAnsiTheme="majorHAnsi"/>
+      <w:rFonts w:ascii="Calibri" w:hAnsi="Calibri" w:eastAsia="ＭＳ ゴシック" w:cs="" w:asciiTheme="majorHAnsi" w:cstheme="majorBidi" w:eastAsiaTheme="majorEastAsia" w:hAnsiTheme="majorHAnsi"/>
       <w:i/>
       <w:iCs/>
       <w:color w:themeColor="text1" w:themeTint="bf" w:val="404040"/>
@@ -9306,7 +10315,7 @@
     <w:qFormat/>
     <w:rsid w:val="00fc693f"/>
     <w:rPr>
-      <w:rFonts w:ascii="Calibri" w:hAnsi="Calibri" w:eastAsia="" w:cs="" w:asciiTheme="majorHAnsi" w:cstheme="majorBidi" w:eastAsiaTheme="majorEastAsia" w:hAnsiTheme="majorHAnsi"/>
+      <w:rFonts w:ascii="Calibri" w:hAnsi="Calibri" w:eastAsia="ＭＳ ゴシック" w:cs="" w:asciiTheme="majorHAnsi" w:cstheme="majorBidi" w:eastAsiaTheme="majorEastAsia" w:hAnsiTheme="majorHAnsi"/>
       <w:color w:themeColor="accent1" w:val="4F81BD"/>
       <w:sz w:val="20"/>
       <w:szCs w:val="20"/>
@@ -9321,7 +10330,7 @@
     <w:qFormat/>
     <w:rsid w:val="00fc693f"/>
     <w:rPr>
-      <w:rFonts w:ascii="Calibri" w:hAnsi="Calibri" w:eastAsia="" w:cs="" w:asciiTheme="majorHAnsi" w:cstheme="majorBidi" w:eastAsiaTheme="majorEastAsia" w:hAnsiTheme="majorHAnsi"/>
+      <w:rFonts w:ascii="Calibri" w:hAnsi="Calibri" w:eastAsia="ＭＳ ゴシック" w:cs="" w:asciiTheme="majorHAnsi" w:cstheme="majorBidi" w:eastAsiaTheme="majorEastAsia" w:hAnsiTheme="majorHAnsi"/>
       <w:i/>
       <w:iCs/>
       <w:color w:themeColor="text1" w:themeTint="bf" w:val="404040"/>
@@ -9431,6 +10440,18 @@
       <w:smallCaps/>
       <w:spacing w:val="5"/>
     </w:rPr>
+  </w:style>
+  <w:style w:type="character" w:styleId="Hyperlink">
+    <w:name w:val="Hyperlink"/>
+    <w:rPr>
+      <w:color w:val="000080"/>
+      <w:u w:val="single"/>
+    </w:rPr>
+  </w:style>
+  <w:style w:type="character" w:styleId="IndexLink">
+    <w:name w:val="Index Link"/>
+    <w:qFormat/>
+    <w:rPr/>
   </w:style>
   <w:style w:type="paragraph" w:styleId="Heading">
     <w:name w:val="Heading"/>
@@ -9551,13 +10572,12 @@
     <w:rsid w:val="00fc693f"/>
     <w:pPr>
       <w:widowControl/>
-      <w:suppressAutoHyphens w:val="true"/>
       <w:bidi w:val="0"/>
       <w:spacing w:lineRule="auto" w:line="240" w:before="0" w:after="0"/>
       <w:jc w:val="start"/>
     </w:pPr>
     <w:rPr>
-      <w:rFonts w:ascii="Cambria" w:hAnsi="Cambria" w:eastAsia="" w:cs="" w:asciiTheme="minorHAnsi" w:cstheme="minorBidi" w:eastAsiaTheme="minorEastAsia" w:hAnsiTheme="minorHAnsi"/>
+      <w:rFonts w:ascii="Cambria" w:hAnsi="Cambria" w:eastAsia="ＭＳ 明朝" w:cs="" w:asciiTheme="minorHAnsi" w:cstheme="minorBidi" w:eastAsiaTheme="minorEastAsia" w:hAnsiTheme="minorHAnsi"/>
       <w:color w:val="auto"/>
       <w:kern w:val="0"/>
       <w:sz w:val="22"/>
@@ -9581,7 +10601,7 @@
       <w:contextualSpacing/>
     </w:pPr>
     <w:rPr>
-      <w:rFonts w:ascii="Calibri" w:hAnsi="Calibri" w:eastAsia="" w:cs="" w:asciiTheme="majorHAnsi" w:cstheme="majorBidi" w:eastAsiaTheme="majorEastAsia" w:hAnsiTheme="majorHAnsi"/>
+      <w:rFonts w:ascii="Calibri" w:hAnsi="Calibri" w:eastAsia="ＭＳ ゴシック" w:cs="" w:asciiTheme="majorHAnsi" w:cstheme="majorBidi" w:eastAsiaTheme="majorEastAsia" w:hAnsiTheme="majorHAnsi"/>
       <w:color w:themeColor="text2" w:themeShade="bf" w:val="17365D"/>
       <w:spacing w:val="5"/>
       <w:kern w:val="2"/>
@@ -9599,7 +10619,7 @@
     <w:rsid w:val="00fc693f"/>
     <w:pPr/>
     <w:rPr>
-      <w:rFonts w:ascii="Calibri" w:hAnsi="Calibri" w:eastAsia="" w:cs="" w:asciiTheme="majorHAnsi" w:cstheme="majorBidi" w:eastAsiaTheme="majorEastAsia" w:hAnsiTheme="majorHAnsi"/>
+      <w:rFonts w:ascii="Calibri" w:hAnsi="Calibri" w:eastAsia="ＭＳ ゴシック" w:cs="" w:asciiTheme="majorHAnsi" w:cstheme="majorBidi" w:eastAsiaTheme="majorEastAsia" w:hAnsiTheme="majorHAnsi"/>
       <w:i/>
       <w:iCs/>
       <w:color w:themeColor="accent1" w:val="4F81BD"/>
@@ -9832,13 +10852,12 @@
         <w:tab w:val="left" w:pos="3456" w:leader="none"/>
         <w:tab w:val="left" w:pos="4032" w:leader="none"/>
       </w:tabs>
-      <w:suppressAutoHyphens w:val="true"/>
       <w:bidi w:val="0"/>
       <w:spacing w:lineRule="auto" w:line="276" w:before="0" w:after="200"/>
       <w:jc w:val="start"/>
     </w:pPr>
     <w:rPr>
-      <w:rFonts w:ascii="Courier" w:hAnsi="Courier" w:eastAsia="" w:cs="" w:cstheme="minorBidi" w:eastAsiaTheme="minorEastAsia"/>
+      <w:rFonts w:ascii="Courier" w:hAnsi="Courier" w:eastAsia="ＭＳ 明朝" w:cs="" w:cstheme="minorBidi" w:eastAsiaTheme="minorEastAsia"/>
       <w:color w:val="auto"/>
       <w:kern w:val="0"/>
       <w:sz w:val="20"/>
@@ -9904,28 +10923,29 @@
     </w:pPr>
     <w:rPr/>
   </w:style>
-  <w:style w:type="paragraph" w:styleId="TableContents">
-    <w:name w:val="Table Contents"/>
-    <w:basedOn w:val="Normal"/>
-    <w:qFormat/>
+  <w:style w:type="paragraph" w:styleId="TOC1">
+    <w:name w:val="toc 1"/>
+    <w:basedOn w:val="Index"/>
     <w:pPr>
-      <w:widowControl w:val="false"/>
-      <w:suppressLineNumbers/>
+      <w:tabs>
+        <w:tab w:val="clear" w:pos="720"/>
+        <w:tab w:val="right" w:pos="8838" w:leader="dot"/>
+      </w:tabs>
+      <w:ind w:hanging="0" w:start="0"/>
     </w:pPr>
     <w:rPr/>
   </w:style>
-  <w:style w:type="paragraph" w:styleId="TableHeading">
-    <w:name w:val="Table Heading"/>
-    <w:basedOn w:val="TableContents"/>
-    <w:qFormat/>
+  <w:style w:type="paragraph" w:styleId="TOC2">
+    <w:name w:val="toc 2"/>
+    <w:basedOn w:val="Index"/>
     <w:pPr>
-      <w:suppressLineNumbers/>
-      <w:jc w:val="center"/>
+      <w:tabs>
+        <w:tab w:val="clear" w:pos="720"/>
+        <w:tab w:val="right" w:pos="8555" w:leader="dot"/>
+      </w:tabs>
+      <w:ind w:hanging="0" w:start="283"/>
     </w:pPr>
-    <w:rPr>
-      <w:b/>
-      <w:bCs/>
-    </w:rPr>
+    <w:rPr/>
   </w:style>
   <w:style w:type="numbering" w:styleId="NoList" w:default="1">
     <w:name w:val="No List"/>
@@ -13059,6 +14079,7 @@
       <w:pPr>
         <w:spacing w:before="0" w:after="0" w:line="240" w:lineRule="auto"/>
       </w:pPr>
+      <w:rPr/>
       <w:tblPr/>
       <w:tcPr>
         <w:tcBorders>
@@ -13204,6 +14225,7 @@
       <w:pPr>
         <w:spacing w:before="0" w:after="0" w:line="240" w:lineRule="auto"/>
       </w:pPr>
+      <w:rPr/>
       <w:tblPr/>
       <w:tcPr>
         <w:tcBorders>
@@ -13349,6 +14371,7 @@
       <w:pPr>
         <w:spacing w:before="0" w:after="0" w:line="240" w:lineRule="auto"/>
       </w:pPr>
+      <w:rPr/>
       <w:tblPr/>
       <w:tcPr>
         <w:tcBorders>
@@ -13494,6 +14517,7 @@
       <w:pPr>
         <w:spacing w:before="0" w:after="0" w:line="240" w:lineRule="auto"/>
       </w:pPr>
+      <w:rPr/>
       <w:tblPr/>
       <w:tcPr>
         <w:tcBorders>
@@ -13639,6 +14663,7 @@
       <w:pPr>
         <w:spacing w:before="0" w:after="0" w:line="240" w:lineRule="auto"/>
       </w:pPr>
+      <w:rPr/>
       <w:tblPr/>
       <w:tcPr>
         <w:tcBorders>
@@ -13784,6 +14809,7 @@
       <w:pPr>
         <w:spacing w:before="0" w:after="0" w:line="240" w:lineRule="auto"/>
       </w:pPr>
+      <w:rPr/>
       <w:tblPr/>
       <w:tcPr>
         <w:tcBorders>
@@ -13929,6 +14955,7 @@
       <w:pPr>
         <w:spacing w:before="0" w:after="0" w:line="240" w:lineRule="auto"/>
       </w:pPr>
+      <w:rPr/>
       <w:tblPr/>
       <w:tcPr>
         <w:tcBorders>
